--- a/reports/EdProject_Modeling_ACTScores.docx
+++ b/reports/EdProject_Modeling_ACTScores.docx
@@ -34,7 +34,13 @@
         <w:spacing w:after="0" w:line="240" w:lineRule="auto"/>
       </w:pPr>
       <w:r>
-        <w:t>October 20, 2025</w:t>
+        <w:t>October 2</w:t>
+      </w:r>
+      <w:r>
+        <w:t>1</w:t>
+      </w:r>
+      <w:r>
+        <w:t>, 2025</w:t>
       </w:r>
     </w:p>
     <w:p>
@@ -92,91 +98,284 @@
           <w:i/>
           <w:iCs/>
         </w:rPr>
-        <w:t xml:space="preserve"> on the average ACT score at a given school. Where SAT test</w:t>
-      </w:r>
-      <w:r>
-        <w:rPr>
-          <w:i/>
-          <w:iCs/>
-        </w:rPr>
-        <w:t>s</w:t>
-      </w:r>
-      <w:r>
-        <w:rPr>
-          <w:i/>
-          <w:iCs/>
-        </w:rPr>
-        <w:t xml:space="preserve"> were administered, scores have been normalized to the ACT scale and </w:t>
-      </w:r>
-      <w:r>
-        <w:rPr>
-          <w:i/>
-          <w:iCs/>
-        </w:rPr>
-        <w:t>are reported</w:t>
-      </w:r>
-      <w:r>
-        <w:rPr>
-          <w:i/>
-          <w:iCs/>
-        </w:rPr>
-        <w:t xml:space="preserve"> as ACT data. </w:t>
-      </w:r>
-      <w:r>
-        <w:rPr>
-          <w:i/>
-          <w:iCs/>
-        </w:rPr>
-        <w:t>Two datasets were provided,</w:t>
-      </w:r>
-      <w:r>
-        <w:rPr>
-          <w:i/>
-          <w:iCs/>
-        </w:rPr>
-        <w:t xml:space="preserve"> the EdGap dataset </w:t>
-      </w:r>
-      <w:r>
-        <w:rPr>
-          <w:i/>
-          <w:iCs/>
-        </w:rPr>
-        <w:t>the</w:t>
-      </w:r>
-      <w:r>
-        <w:rPr>
-          <w:i/>
-          <w:iCs/>
-        </w:rPr>
-        <w:t xml:space="preserve"> main source </w:t>
-      </w:r>
-      <w:r>
-        <w:rPr>
-          <w:i/>
-          <w:iCs/>
-        </w:rPr>
-        <w:t>of various</w:t>
-      </w:r>
-      <w:r>
-        <w:rPr>
-          <w:i/>
-          <w:iCs/>
-        </w:rPr>
-        <w:t xml:space="preserve"> data about the school and the surrounding Census Tract, along with the average ACT scores for nearly 8,000 High Schools across 20 states. An additional dataset was also provided with additional school characteristics of over 100,000 schools in the United States. </w:t>
-      </w:r>
-      <w:r>
-        <w:rPr>
-          <w:i/>
-          <w:iCs/>
-        </w:rPr>
-        <w:t>Four</w:t>
-      </w:r>
-      <w:r>
-        <w:rPr>
-          <w:i/>
-          <w:iCs/>
-        </w:rPr>
-        <w:t xml:space="preserve"> other datasets were then sourced and joined to the EdGap data to provide characteristics such as the number of arrests and referrals to law enforcement at each school, the student-teacher ratio, and the number of higher education institutions in the same zip code as each school. Lastly, schools in states that mandated standardize testing were flagged. After immense pre-processing and data cleansing, many different multivariate linear regression models were run and compared. Ultimately, the most statistically significant and practical variable was the % of students at the school who received free or reduced lunch; and a model with only three variables proved to have the most weight where explanatory power across variables is concerned. </w:t>
+        <w:t xml:space="preserve"> on the average ACT score at a given school. </w:t>
+      </w:r>
+      <w:r>
+        <w:rPr>
+          <w:i/>
+          <w:iCs/>
+        </w:rPr>
+        <w:t xml:space="preserve">Two datasets were provided, one from </w:t>
+      </w:r>
+      <w:proofErr w:type="spellStart"/>
+      <w:r>
+        <w:rPr>
+          <w:i/>
+          <w:iCs/>
+        </w:rPr>
+        <w:t>EdGap</w:t>
+      </w:r>
+      <w:proofErr w:type="spellEnd"/>
+      <w:r>
+        <w:rPr>
+          <w:i/>
+          <w:iCs/>
+        </w:rPr>
+        <w:t xml:space="preserve"> and another from the Common Core of Data (CCD). </w:t>
+      </w:r>
+      <w:proofErr w:type="spellStart"/>
+      <w:r>
+        <w:rPr>
+          <w:i/>
+          <w:iCs/>
+        </w:rPr>
+        <w:t>EdGap</w:t>
+      </w:r>
+      <w:proofErr w:type="spellEnd"/>
+      <w:r>
+        <w:rPr>
+          <w:i/>
+          <w:iCs/>
+        </w:rPr>
+        <w:t xml:space="preserve"> </w:t>
+      </w:r>
+      <w:r>
+        <w:rPr>
+          <w:i/>
+          <w:iCs/>
+        </w:rPr>
+        <w:t xml:space="preserve">data </w:t>
+      </w:r>
+      <w:r>
+        <w:rPr>
+          <w:i/>
+          <w:iCs/>
+        </w:rPr>
+        <w:t xml:space="preserve">contains our outcome variable, ACT score, </w:t>
+      </w:r>
+      <w:r>
+        <w:rPr>
+          <w:i/>
+          <w:iCs/>
+        </w:rPr>
+        <w:t xml:space="preserve">as well as information </w:t>
+      </w:r>
+      <w:r>
+        <w:rPr>
+          <w:i/>
+          <w:iCs/>
+        </w:rPr>
+        <w:t xml:space="preserve">about </w:t>
+      </w:r>
+      <w:r>
+        <w:rPr>
+          <w:i/>
+          <w:iCs/>
+        </w:rPr>
+        <w:t>nearly 8,000 High Schools across 20 states</w:t>
+      </w:r>
+      <w:r>
+        <w:rPr>
+          <w:i/>
+          <w:iCs/>
+        </w:rPr>
+        <w:t xml:space="preserve">. </w:t>
+      </w:r>
+      <w:r>
+        <w:rPr>
+          <w:i/>
+          <w:iCs/>
+        </w:rPr>
+        <w:t>CCD data</w:t>
+      </w:r>
+      <w:r>
+        <w:rPr>
+          <w:i/>
+          <w:iCs/>
+        </w:rPr>
+        <w:t xml:space="preserve"> provide</w:t>
+      </w:r>
+      <w:r>
+        <w:rPr>
+          <w:i/>
+          <w:iCs/>
+        </w:rPr>
+        <w:t xml:space="preserve">s </w:t>
+      </w:r>
+      <w:r>
+        <w:rPr>
+          <w:i/>
+          <w:iCs/>
+        </w:rPr>
+        <w:t xml:space="preserve">additional </w:t>
+      </w:r>
+      <w:r>
+        <w:rPr>
+          <w:i/>
+          <w:iCs/>
+        </w:rPr>
+        <w:t xml:space="preserve">school characteristics of over 100,000 schools in the United States. </w:t>
+      </w:r>
+      <w:r>
+        <w:rPr>
+          <w:i/>
+          <w:iCs/>
+        </w:rPr>
+        <w:t>O</w:t>
+      </w:r>
+      <w:r>
+        <w:rPr>
+          <w:i/>
+          <w:iCs/>
+        </w:rPr>
+        <w:t xml:space="preserve">ther datasets </w:t>
+      </w:r>
+      <w:r>
+        <w:rPr>
+          <w:i/>
+          <w:iCs/>
+        </w:rPr>
+        <w:t xml:space="preserve">were </w:t>
+      </w:r>
+      <w:r>
+        <w:rPr>
+          <w:i/>
+          <w:iCs/>
+        </w:rPr>
+        <w:t xml:space="preserve">joined to </w:t>
+      </w:r>
+      <w:r>
+        <w:rPr>
+          <w:i/>
+          <w:iCs/>
+        </w:rPr>
+        <w:t xml:space="preserve">capture additional predictors </w:t>
+      </w:r>
+      <w:r>
+        <w:rPr>
+          <w:i/>
+          <w:iCs/>
+        </w:rPr>
+        <w:t xml:space="preserve">such as the number of arrests and referrals to law enforcement </w:t>
+      </w:r>
+      <w:r>
+        <w:rPr>
+          <w:i/>
+          <w:iCs/>
+        </w:rPr>
+        <w:t>per school</w:t>
+      </w:r>
+      <w:r>
+        <w:rPr>
+          <w:i/>
+          <w:iCs/>
+        </w:rPr>
+        <w:t xml:space="preserve">, the student-teacher ratio, and the number of higher education institutions </w:t>
+      </w:r>
+      <w:r>
+        <w:rPr>
+          <w:i/>
+          <w:iCs/>
+        </w:rPr>
+        <w:t>by zip code</w:t>
+      </w:r>
+      <w:r>
+        <w:rPr>
+          <w:i/>
+          <w:iCs/>
+        </w:rPr>
+        <w:t xml:space="preserve">. </w:t>
+      </w:r>
+      <w:r>
+        <w:rPr>
+          <w:i/>
+          <w:iCs/>
+        </w:rPr>
+        <w:t>Schools</w:t>
+      </w:r>
+      <w:r>
+        <w:rPr>
+          <w:i/>
+          <w:iCs/>
+        </w:rPr>
+        <w:t xml:space="preserve"> in states that mandate standardize testing </w:t>
+      </w:r>
+      <w:r>
+        <w:rPr>
+          <w:i/>
+          <w:iCs/>
+        </w:rPr>
+        <w:t xml:space="preserve">are </w:t>
+      </w:r>
+      <w:r>
+        <w:rPr>
+          <w:i/>
+          <w:iCs/>
+        </w:rPr>
+        <w:t xml:space="preserve">flagged. After </w:t>
+      </w:r>
+      <w:r>
+        <w:rPr>
+          <w:i/>
+          <w:iCs/>
+        </w:rPr>
+        <w:t xml:space="preserve">extensive </w:t>
+      </w:r>
+      <w:r>
+        <w:rPr>
+          <w:i/>
+          <w:iCs/>
+        </w:rPr>
+        <w:t xml:space="preserve">pre-processing and data cleansing, </w:t>
+      </w:r>
+      <w:r>
+        <w:rPr>
+          <w:i/>
+          <w:iCs/>
+        </w:rPr>
+        <w:t>multiple</w:t>
+      </w:r>
+      <w:r>
+        <w:rPr>
+          <w:i/>
+          <w:iCs/>
+        </w:rPr>
+        <w:t xml:space="preserve"> multivariate linear regression models were compared. </w:t>
+      </w:r>
+      <w:r>
+        <w:rPr>
+          <w:i/>
+          <w:iCs/>
+        </w:rPr>
+        <w:t>Ultimately, t</w:t>
+      </w:r>
+      <w:r>
+        <w:rPr>
+          <w:i/>
+          <w:iCs/>
+        </w:rPr>
+        <w:t xml:space="preserve">he percent of students receiving free or reduced lunch proved the most statistically significant and practical predictor, </w:t>
+      </w:r>
+      <w:r>
+        <w:rPr>
+          <w:i/>
+          <w:iCs/>
+        </w:rPr>
+        <w:t xml:space="preserve">as it accounts </w:t>
+      </w:r>
+      <w:r>
+        <w:rPr>
+          <w:i/>
+          <w:iCs/>
+        </w:rPr>
+        <w:t xml:space="preserve">for the majority of </w:t>
+      </w:r>
+      <w:r>
+        <w:rPr>
+          <w:i/>
+          <w:iCs/>
+        </w:rPr>
+        <w:t>the explanatory power of each demonstrated model.</w:t>
       </w:r>
     </w:p>
     <w:p>
@@ -212,166 +411,385 @@
         <w:spacing w:after="0" w:line="240" w:lineRule="auto"/>
       </w:pPr>
       <w:r>
-        <w:t xml:space="preserve">The main dataset </w:t>
+        <w:t xml:space="preserve">This project </w:t>
+      </w:r>
+      <w:r>
+        <w:t>examine</w:t>
+      </w:r>
+      <w:r>
+        <w:t>s</w:t>
+      </w:r>
+      <w:r>
+        <w:t xml:space="preserve"> how </w:t>
+      </w:r>
+      <w:r>
+        <w:t xml:space="preserve">some </w:t>
+      </w:r>
+      <w:r>
+        <w:t>socio-economic factors, school characteristics, and local context influence ACT performance</w:t>
+      </w:r>
+      <w:r>
+        <w:t>.</w:t>
+      </w:r>
+      <w:r>
+        <w:t xml:space="preserve"> </w:t>
+      </w:r>
+      <w:r>
+        <w:t xml:space="preserve"> </w:t>
+      </w:r>
+      <w:r>
+        <w:t>The main data</w:t>
+      </w:r>
+      <w:r>
+        <w:t xml:space="preserve">set </w:t>
+      </w:r>
+      <w:r>
+        <w:t xml:space="preserve">comes from </w:t>
+      </w:r>
+      <w:proofErr w:type="spellStart"/>
+      <w:r>
+        <w:t>EdGap</w:t>
+      </w:r>
+      <w:proofErr w:type="spellEnd"/>
+      <w:r>
+        <w:t xml:space="preserve">, a resource designed to highlight disparities in college-readiness among schools; with </w:t>
+      </w:r>
+      <w:r>
+        <w:t>the</w:t>
+      </w:r>
+      <w:r>
+        <w:t xml:space="preserve"> distinct </w:t>
+      </w:r>
+      <w:r>
+        <w:t>mission</w:t>
+      </w:r>
+      <w:r>
+        <w:t xml:space="preserve"> </w:t>
+      </w:r>
+      <w:r>
+        <w:t xml:space="preserve">of illustrating the </w:t>
+      </w:r>
+      <w:r>
+        <w:t xml:space="preserve">‘achievement gap’ </w:t>
+      </w:r>
+      <w:r>
+        <w:t>as</w:t>
+      </w:r>
+      <w:r>
+        <w:t xml:space="preserve"> an ‘opportunity gap’</w:t>
+      </w:r>
+      <w:r>
+        <w:t xml:space="preserve">. </w:t>
+      </w:r>
+      <w:proofErr w:type="spellStart"/>
+      <w:r>
+        <w:t>Ed</w:t>
+      </w:r>
+      <w:r>
+        <w:t>G</w:t>
+      </w:r>
+      <w:r>
+        <w:t>ap</w:t>
+      </w:r>
+      <w:proofErr w:type="spellEnd"/>
+      <w:r>
+        <w:t xml:space="preserve"> provides two levels of data: School level data, such as Average ACT score and percent of students receiving free or reduced lunch and </w:t>
+      </w:r>
+      <w:r>
+        <w:t>census tract data</w:t>
+      </w:r>
+      <w:r>
+        <w:t xml:space="preserve"> such as </w:t>
+      </w:r>
+      <w:r>
+        <w:t>household income, unemployment, adult educational attainment, and family structure</w:t>
+      </w:r>
+      <w:r>
+        <w:t>. ACT scores include</w:t>
+      </w:r>
+      <w:r>
+        <w:t xml:space="preserve"> </w:t>
+      </w:r>
+      <w:r>
+        <w:t xml:space="preserve">scaled </w:t>
+      </w:r>
+      <w:r>
+        <w:t>SAT scores</w:t>
+      </w:r>
+      <w:r>
+        <w:t>.</w:t>
+      </w:r>
+      <w:r>
+        <w:t xml:space="preserve"> </w:t>
+      </w:r>
+      <w:r>
+        <w:t>D</w:t>
+      </w:r>
+      <w:r>
+        <w:t xml:space="preserve">etailed </w:t>
+      </w:r>
+      <w:r>
+        <w:t xml:space="preserve">location data and </w:t>
+      </w:r>
+      <w:r>
+        <w:t>information about each school</w:t>
+      </w:r>
+      <w:r>
+        <w:t xml:space="preserve"> from the </w:t>
+      </w:r>
+      <w:r>
+        <w:t>Common Core of Data (CCD)</w:t>
+      </w:r>
+      <w:r>
+        <w:t xml:space="preserve"> is also provided</w:t>
+      </w:r>
+      <w:r>
+        <w:t xml:space="preserve">. </w:t>
+      </w:r>
+      <w:r>
+        <w:t xml:space="preserve">Additional data were </w:t>
+      </w:r>
+      <w:r>
+        <w:t xml:space="preserve">sourced </w:t>
+      </w:r>
+      <w:r>
+        <w:t xml:space="preserve">to create </w:t>
+      </w:r>
+      <w:r>
+        <w:t xml:space="preserve">a more robust dataset. </w:t>
+      </w:r>
+      <w:r>
+        <w:t xml:space="preserve">The number of arrests and/or referrals to law enforcement by school </w:t>
+      </w:r>
+      <w:r>
+        <w:t xml:space="preserve">is found via the </w:t>
+      </w:r>
+      <w:r>
+        <w:t>Department of Education</w:t>
+      </w:r>
+      <w:r>
+        <w:t xml:space="preserve">’s </w:t>
+      </w:r>
+      <w:r>
+        <w:t>Civil Rights Data</w:t>
+      </w:r>
+      <w:r>
+        <w:t xml:space="preserve"> Collection</w:t>
+      </w:r>
+      <w:r>
+        <w:t xml:space="preserve"> (CRDC)</w:t>
+      </w:r>
+      <w:r>
+        <w:t xml:space="preserve">, </w:t>
+      </w:r>
+      <w:r>
+        <w:t>with the hypothesis that the more referrals and arrests</w:t>
+      </w:r>
+      <w:r>
+        <w:t xml:space="preserve"> lead to</w:t>
+      </w:r>
+      <w:r>
+        <w:t xml:space="preserve"> lower</w:t>
+      </w:r>
+      <w:r>
+        <w:t xml:space="preserve"> </w:t>
+      </w:r>
+      <w:r>
+        <w:t xml:space="preserve">ACT scores. This data was pulled for the 2017-2018 school year. </w:t>
+      </w:r>
+      <w:r>
+        <w:t>For the same schoolyear</w:t>
+      </w:r>
+      <w:r>
+        <w:t>, additional CCD data</w:t>
+      </w:r>
+      <w:r>
+        <w:t xml:space="preserve"> </w:t>
       </w:r>
       <w:r>
         <w:t xml:space="preserve">is </w:t>
       </w:r>
       <w:r>
-        <w:t>from EdGap</w:t>
-      </w:r>
-      <w:r>
-        <w:t xml:space="preserve">, </w:t>
-      </w:r>
-      <w:r>
-        <w:t xml:space="preserve">provided by the Memphis Teacher Residency. This data </w:t>
-      </w:r>
-      <w:r>
-        <w:t>combines socio-economic data for the census tract of each included school</w:t>
-      </w:r>
-      <w:r>
-        <w:t xml:space="preserve"> with school-specific characteristics. The Census Tract data comes from </w:t>
-      </w:r>
-      <w:r>
-        <w:t>the Census Bureau’s American Community Survey</w:t>
-      </w:r>
-      <w:r>
-        <w:t xml:space="preserve">, and includes </w:t>
-      </w:r>
-      <w:r>
-        <w:t>household income, unemployment, adult educational attainment, and family structure</w:t>
-      </w:r>
-      <w:r>
-        <w:t>. The school specific data includes the average ACT score</w:t>
+        <w:t xml:space="preserve">obtained to gather </w:t>
+      </w:r>
+      <w:r>
+        <w:t>student counts, teacher counts, student teacher ratios,</w:t>
+      </w:r>
+      <w:r>
+        <w:t xml:space="preserve"> a description of the area,</w:t>
       </w:r>
       <w:r>
         <w:t xml:space="preserve"> and </w:t>
       </w:r>
       <w:r>
-        <w:t>the percent of the student body receiving free or reduced lunch</w:t>
-      </w:r>
-      <w:r>
-        <w:t xml:space="preserve">. </w:t>
-      </w:r>
-      <w:r>
-        <w:t xml:space="preserve">Because some students take the SAT and not the ACT, the providers of the EdGap data have done the necessary transformations to </w:t>
-      </w:r>
-      <w:r>
-        <w:t xml:space="preserve">scale the scores to that of the ACT. </w:t>
-      </w:r>
-      <w:r>
-        <w:t xml:space="preserve">A secondary data source was provided from </w:t>
-      </w:r>
-      <w:r>
-        <w:t>the Common Core of Data</w:t>
-      </w:r>
-      <w:r>
-        <w:t xml:space="preserve"> (CCD)</w:t>
-      </w:r>
-      <w:r>
-        <w:t xml:space="preserve">, a U.S. Department of Education database for public schools. This data was limited to the 2016-2017 school year and provided detailed </w:t>
-      </w:r>
-      <w:r>
-        <w:t xml:space="preserve">location data and </w:t>
-      </w:r>
-      <w:r>
-        <w:t xml:space="preserve">information about each school. </w:t>
-      </w:r>
-      <w:r>
-        <w:t xml:space="preserve">Additional data sources were added to create </w:t>
-      </w:r>
-      <w:r>
-        <w:t xml:space="preserve">a more robust dataset. </w:t>
-      </w:r>
-      <w:r>
-        <w:t xml:space="preserve">The number of arrests and/or referrals to law enforcement by school are </w:t>
-      </w:r>
-      <w:r>
-        <w:t xml:space="preserve">provided by </w:t>
-      </w:r>
-      <w:r>
-        <w:t xml:space="preserve">the </w:t>
-      </w:r>
-      <w:r>
-        <w:t>U.S. Department of Education</w:t>
-      </w:r>
-      <w:r>
-        <w:t xml:space="preserve">’s </w:t>
-      </w:r>
-      <w:r>
-        <w:t>Civil Rights Data</w:t>
-      </w:r>
-      <w:r>
-        <w:t xml:space="preserve"> Collection</w:t>
-      </w:r>
-      <w:r>
-        <w:t xml:space="preserve"> (CRDC)</w:t>
-      </w:r>
-      <w:r>
-        <w:t xml:space="preserve">, </w:t>
-      </w:r>
-      <w:r>
-        <w:t xml:space="preserve">with the hypothesis that the more referrals and arrests there are at a given school, the lower the ACT scores will be. This data was pulled for the 2017-2018 school year, since the 2016-2017 school year was not an option. </w:t>
-      </w:r>
-      <w:r>
-        <w:t>Also at the school level, additional CCD data was pulled for the 2017-2018 that included student counts, teacher counts, student teacher ratios,</w:t>
-      </w:r>
-      <w:r>
-        <w:t xml:space="preserve"> a description of the area,</w:t>
-      </w:r>
-      <w:r>
-        <w:t xml:space="preserve"> and </w:t>
-      </w:r>
-      <w:r>
         <w:t>whether the school was a Mag</w:t>
       </w:r>
       <w:r>
         <w:t xml:space="preserve">net or Shared Time school. </w:t>
       </w:r>
       <w:r>
-        <w:t xml:space="preserve">Two other data sources provided information at a higher level: </w:t>
-      </w:r>
-      <w:r>
-        <w:t xml:space="preserve">the count of higher education institutions by zip code was gathered from </w:t>
+        <w:t>Two other data sources</w:t>
+      </w:r>
+      <w:r>
+        <w:t xml:space="preserve"> include</w:t>
+      </w:r>
+      <w:r>
+        <w:t xml:space="preserve"> </w:t>
+      </w:r>
+      <w:r>
+        <w:t xml:space="preserve">the count of higher education institutions by zip code from </w:t>
       </w:r>
       <w:r>
         <w:t xml:space="preserve">the National Center for Education Statistics </w:t>
       </w:r>
       <w:r>
-        <w:t xml:space="preserve">and joined to the zip code of </w:t>
-      </w:r>
-      <w:r>
-        <w:t xml:space="preserve">each school in our data set. Lastly, using what </w:t>
-      </w:r>
-      <w:r>
-        <w:lastRenderedPageBreak/>
-        <w:t xml:space="preserve">information was available online, a flag was created at the state level to indicate whether college entrance exams such as the ACT or SAT are mandatory, provided, or optional. </w:t>
-      </w:r>
-      <w:r>
-        <w:t xml:space="preserve">States that </w:t>
-      </w:r>
-      <w:r>
-        <w:t xml:space="preserve">do not </w:t>
-      </w:r>
-      <w:r>
-        <w:t xml:space="preserve">mandate testing will have </w:t>
-      </w:r>
-      <w:r>
-        <w:t>slightly higher</w:t>
-      </w:r>
-      <w:r>
-        <w:t xml:space="preserve"> scores than those who do, as students </w:t>
-      </w:r>
-      <w:r>
-        <w:t xml:space="preserve">who opt in </w:t>
-      </w:r>
-      <w:r>
-        <w:t xml:space="preserve">are biased towards college. </w:t>
+        <w:t>and</w:t>
+      </w:r>
+      <w:r>
+        <w:t xml:space="preserve"> a </w:t>
+      </w:r>
+      <w:r>
+        <w:t xml:space="preserve">state-level </w:t>
+      </w:r>
+      <w:r>
+        <w:t xml:space="preserve">flag was created to indicate whether college entrance exams such as the ACT or SAT are mandatory, provided, or optional. </w:t>
+      </w:r>
+      <w:r>
+        <w:t>The former tests the hypothesis that s</w:t>
+      </w:r>
+      <w:r>
+        <w:t xml:space="preserve">chools </w:t>
+      </w:r>
+      <w:r>
+        <w:t xml:space="preserve">near a </w:t>
+      </w:r>
+      <w:r>
+        <w:t>college</w:t>
+      </w:r>
+      <w:r>
+        <w:t xml:space="preserve"> </w:t>
+      </w:r>
+      <w:r>
+        <w:t xml:space="preserve">or university may </w:t>
+      </w:r>
+      <w:r>
+        <w:t xml:space="preserve">have slightly </w:t>
+      </w:r>
+      <w:r>
+        <w:t xml:space="preserve">higher ACT scores, these areas are more likely to </w:t>
+      </w:r>
+      <w:r>
+        <w:t>provide</w:t>
+      </w:r>
+      <w:r>
+        <w:t xml:space="preserve"> greater academic exposure</w:t>
+      </w:r>
+      <w:r>
+        <w:t xml:space="preserve">. The </w:t>
+      </w:r>
+      <w:r>
+        <w:t>latter accounts for higher scores from testing-optional schools where students who opt in are biased towards college readiness.</w:t>
+      </w:r>
+      <w:r>
+        <w:t xml:space="preserve"> From this more robust data we are able to further the analysis brought forth by </w:t>
+      </w:r>
+      <w:proofErr w:type="spellStart"/>
+      <w:r>
+        <w:t>EdGap</w:t>
+      </w:r>
+      <w:proofErr w:type="spellEnd"/>
+      <w:r>
+        <w:t xml:space="preserve">, and identify what socio-economic factors contribute most to college readiness benchmarks, in this case ACT scores. </w:t>
       </w:r>
     </w:p>
     <w:p>
       <w:pPr>
         <w:spacing w:after="0" w:line="240" w:lineRule="auto"/>
+        <w:rPr>
+          <w:b/>
+          <w:bCs/>
+        </w:rPr>
+      </w:pPr>
+      <w:r>
+        <w:rPr>
+          <w:b/>
+          <w:bCs/>
+        </w:rPr>
+        <w:lastRenderedPageBreak/>
+        <w:t>Background</w:t>
+      </w:r>
+    </w:p>
+    <w:p>
+      <w:pPr>
+        <w:spacing w:after="0" w:line="240" w:lineRule="auto"/>
+      </w:pPr>
+      <w:r>
+        <w:t xml:space="preserve">Understanding how schools and </w:t>
+      </w:r>
+      <w:r>
+        <w:t xml:space="preserve">their </w:t>
+      </w:r>
+      <w:r>
+        <w:t>locations contribute to educational attainment is an important discussion for various stakeholders. The ’School to Prison Pipeline’ is a well-established phenomenon, and multiple studies have been dedicated to understanding what changes in schools lead to better served students.</w:t>
+      </w:r>
+      <w:r>
+        <w:t xml:space="preserve"> Additional data is added to the </w:t>
+      </w:r>
+      <w:proofErr w:type="spellStart"/>
+      <w:r>
+        <w:t>EdGap</w:t>
+      </w:r>
+      <w:proofErr w:type="spellEnd"/>
+      <w:r>
+        <w:t xml:space="preserve"> data for further analysis on these points</w:t>
+      </w:r>
+      <w:r>
+        <w:t>. First, s</w:t>
+      </w:r>
+      <w:r>
+        <w:t>tudent/</w:t>
+      </w:r>
+      <w:r>
+        <w:t>t</w:t>
+      </w:r>
+      <w:r>
+        <w:t xml:space="preserve">eacher ratio </w:t>
+      </w:r>
+      <w:r>
+        <w:t xml:space="preserve">which </w:t>
+      </w:r>
+      <w:r>
+        <w:t>is often used as a measure of how attentive a classroom can be. It is assumed this will be an indicator of improved ACT scores.</w:t>
+      </w:r>
+      <w:r>
+        <w:t xml:space="preserve"> </w:t>
+      </w:r>
+      <w:r>
+        <w:t>Second</w:t>
+      </w:r>
+      <w:r>
+        <w:t xml:space="preserve">, </w:t>
+      </w:r>
+      <w:r>
+        <w:t>the number of students arrested or referred to law enforcement signals a challenging learning environment</w:t>
+      </w:r>
+      <w:r>
+        <w:t xml:space="preserve">, </w:t>
+      </w:r>
+      <w:r>
+        <w:t xml:space="preserve">and may be an indicator of lower </w:t>
+      </w:r>
+      <w:r>
+        <w:t xml:space="preserve">ACT scores. </w:t>
+      </w:r>
+    </w:p>
+    <w:p>
+      <w:pPr>
+        <w:spacing w:after="0" w:line="240" w:lineRule="auto"/>
+        <w:rPr>
+          <w:b/>
+          <w:bCs/>
+        </w:rPr>
       </w:pPr>
     </w:p>
     <w:p>
@@ -385,64 +803,27 @@
         </w:rPr>
         <w:t>Methodology</w:t>
       </w:r>
-      <w:r>
-        <w:t xml:space="preserve"> </w:t>
-      </w:r>
-      <w:r>
-        <w:rPr>
-          <w:b/>
-          <w:bCs/>
-        </w:rPr>
-        <w:t>and Background</w:t>
-      </w:r>
     </w:p>
     <w:p>
       <w:pPr>
         <w:spacing w:after="0" w:line="240" w:lineRule="auto"/>
       </w:pPr>
       <w:r>
-        <w:t xml:space="preserve">Once all the data was imported, extensive cleaning </w:t>
-      </w:r>
-      <w:r>
-        <w:t xml:space="preserve">began. Data from EdGap and the CCD School Information was relatively </w:t>
-      </w:r>
-      <w:r>
-        <w:t>clean;</w:t>
-      </w:r>
-      <w:r>
-        <w:t xml:space="preserve"> </w:t>
-      </w:r>
-      <w:r>
-        <w:t xml:space="preserve">columns were renamed and re-formatted for clarity and ease of use. </w:t>
-      </w:r>
-      <w:r>
-        <w:t>Initial relationships within the EdGap data were verified visually using a pair plot</w:t>
-      </w:r>
-      <w:r>
-        <w:t xml:space="preserve">, regression line, and checking individual variable distributions. It was determined that some multicollinearity existed between variables, but </w:t>
-      </w:r>
-      <w:r>
-        <w:t>not enough to cast doubt. Most importantly, some initial relationships between ACT score and the socioeco</w:t>
-      </w:r>
-      <w:r>
-        <w:t>nomic factors begun to emerge; wa</w:t>
-      </w:r>
-      <w:r>
-        <w:t xml:space="preserve">rranting the regression analysis we would complete to quantify them. </w:t>
-      </w:r>
-    </w:p>
-    <w:p>
-      <w:pPr>
-        <w:spacing w:after="0" w:line="240" w:lineRule="auto"/>
-      </w:pPr>
-      <w:r>
         <w:rPr>
           <w:noProof/>
         </w:rPr>
         <w:drawing>
-          <wp:inline distT="0" distB="0" distL="0" distR="0" wp14:anchorId="3AB55720" wp14:editId="2509167A">
-            <wp:extent cx="5943600" cy="1506220"/>
-            <wp:effectExtent l="0" t="0" r="0" b="0"/>
+          <wp:anchor distT="0" distB="0" distL="114300" distR="114300" simplePos="0" relativeHeight="251659264" behindDoc="0" locked="0" layoutInCell="1" allowOverlap="1" wp14:anchorId="3AB55720" wp14:editId="42DABB72">
+            <wp:simplePos x="0" y="0"/>
+            <wp:positionH relativeFrom="margin">
+              <wp:posOffset>-539115</wp:posOffset>
+            </wp:positionH>
+            <wp:positionV relativeFrom="page">
+              <wp:posOffset>4338320</wp:posOffset>
+            </wp:positionV>
+            <wp:extent cx="7203440" cy="1825625"/>
+            <wp:effectExtent l="0" t="0" r="0" b="3175"/>
+            <wp:wrapSquare wrapText="bothSides"/>
             <wp:docPr id="1578691298" name="Picture 1"/>
             <wp:cNvGraphicFramePr>
               <a:graphicFrameLocks xmlns:a="http://schemas.openxmlformats.org/drawingml/2006/main" noChangeAspect="1"/>
@@ -472,7 +853,7 @@
                   <pic:spPr bwMode="auto">
                     <a:xfrm>
                       <a:off x="0" y="0"/>
-                      <a:ext cx="5943600" cy="1506220"/>
+                      <a:ext cx="7203440" cy="1825625"/>
                     </a:xfrm>
                     <a:prstGeom prst="rect">
                       <a:avLst/>
@@ -485,58 +866,90 @@
                 </pic:pic>
               </a:graphicData>
             </a:graphic>
-          </wp:inline>
+            <wp14:sizeRelH relativeFrom="page">
+              <wp14:pctWidth>0</wp14:pctWidth>
+            </wp14:sizeRelH>
+            <wp14:sizeRelV relativeFrom="page">
+              <wp14:pctHeight>0</wp14:pctHeight>
+            </wp14:sizeRelV>
+          </wp:anchor>
         </w:drawing>
       </w:r>
-    </w:p>
-    <w:p>
-      <w:pPr>
-        <w:spacing w:after="0" w:line="240" w:lineRule="auto"/>
-      </w:pPr>
-      <w:r>
-        <w:t xml:space="preserve">The ’School to Prison Pipeline’ is a </w:t>
-      </w:r>
-      <w:r>
-        <w:t>well-established</w:t>
-      </w:r>
-      <w:r>
-        <w:t xml:space="preserve"> phenomenon, </w:t>
-      </w:r>
-      <w:r>
-        <w:t xml:space="preserve">multiple studies have identified educational gaps between schools and linked various </w:t>
-      </w:r>
-      <w:r>
-        <w:t xml:space="preserve">factors to the differences in student outcomes. Parents want to </w:t>
-      </w:r>
-      <w:r>
-        <w:t xml:space="preserve">ensure their child receives a good education, and determining what variables </w:t>
-      </w:r>
-      <w:r>
-        <w:t xml:space="preserve">are related to student performance is a key consideration to families, educators, and policymakers. Included as additional datasets were school level data that </w:t>
-      </w:r>
-      <w:r>
-        <w:t>such as</w:t>
+      <w:r>
+        <w:t xml:space="preserve">Once all the data </w:t>
+      </w:r>
+      <w:r>
+        <w:t>is</w:t>
+      </w:r>
+      <w:r>
+        <w:t xml:space="preserve"> imported, extensive </w:t>
+      </w:r>
+      <w:r>
+        <w:t>preprocessing</w:t>
       </w:r>
       <w:r>
         <w:t xml:space="preserve"> </w:t>
       </w:r>
       <w:r>
-        <w:t xml:space="preserve">the student </w:t>
-      </w:r>
-      <w:r>
-        <w:t>count</w:t>
-      </w:r>
-      <w:r>
-        <w:t xml:space="preserve">, the teacher count, student teacher ratio, the number of arrests and referrals to law enforcement. </w:t>
-      </w:r>
-      <w:r>
-        <w:t xml:space="preserve">Student:Teacher ratio is often used as a measure of how attentive to student needs a classroom can be. It is assumed this will be an indicator of improved ACT scores. On the other hand, </w:t>
-      </w:r>
-      <w:r>
-        <w:t xml:space="preserve">arrests and referrals would be a significant detractor from a healthy learning environment, so it is expected that more </w:t>
-      </w:r>
-      <w:r>
-        <w:t xml:space="preserve">issues within the student body would lower a school’s average ACT scores. </w:t>
+        <w:t>is required</w:t>
+      </w:r>
+      <w:r>
+        <w:t xml:space="preserve">. Data from </w:t>
+      </w:r>
+      <w:proofErr w:type="spellStart"/>
+      <w:r>
+        <w:t>EdGap</w:t>
+      </w:r>
+      <w:proofErr w:type="spellEnd"/>
+      <w:r>
+        <w:t xml:space="preserve"> and the CCD School Information </w:t>
+      </w:r>
+      <w:r>
+        <w:t>is</w:t>
+      </w:r>
+      <w:r>
+        <w:t xml:space="preserve"> relatively </w:t>
+      </w:r>
+      <w:r>
+        <w:t>clean;</w:t>
+      </w:r>
+      <w:r>
+        <w:t xml:space="preserve"> </w:t>
+      </w:r>
+      <w:r>
+        <w:t xml:space="preserve">columns </w:t>
+      </w:r>
+      <w:r>
+        <w:t>are</w:t>
+      </w:r>
+      <w:r>
+        <w:t xml:space="preserve"> renamed and re-formatted for clarity and ease of use. </w:t>
+      </w:r>
+      <w:r>
+        <w:t xml:space="preserve">Initial relationships within the </w:t>
+      </w:r>
+      <w:proofErr w:type="spellStart"/>
+      <w:r>
+        <w:t>EdGap</w:t>
+      </w:r>
+      <w:proofErr w:type="spellEnd"/>
+      <w:r>
+        <w:t xml:space="preserve"> data were verified visually using a pair plot</w:t>
+      </w:r>
+      <w:r>
+        <w:t xml:space="preserve">, regression line, and checking individual variable distributions. It was determined that some multicollinearity existed between </w:t>
+      </w:r>
+      <w:r>
+        <w:t>predictors</w:t>
+      </w:r>
+      <w:r>
+        <w:t xml:space="preserve">, but </w:t>
+      </w:r>
+      <w:r>
+        <w:t xml:space="preserve">not enough to cast doubt. </w:t>
+      </w:r>
+      <w:r>
+        <w:t>A clear linear relationship can be observed between ACT scores and all of the predictive variables, warranting a regression analysis to quantify them fully.</w:t>
       </w:r>
     </w:p>
     <w:p>
@@ -545,32 +958,50 @@
       </w:pPr>
     </w:p>
     <w:p>
-      <w:pPr>
-        <w:spacing w:after="0" w:line="240" w:lineRule="auto"/>
-      </w:pPr>
       <w:r>
         <w:t xml:space="preserve">The preprocessing of these data took longer than any other part of the analysis. </w:t>
       </w:r>
       <w:r>
-        <w:t xml:space="preserve">Downloading and importing the data such that the CSV file did not lose precision of </w:t>
-      </w:r>
-      <w:r>
-        <w:t xml:space="preserve">the </w:t>
-      </w:r>
-      <w:r>
-        <w:t xml:space="preserve">IDs necessary for joins </w:t>
-      </w:r>
-      <w:r>
-        <w:t xml:space="preserve">was a major hurdle, as once a field was represented with scientific notation I could no longer use it. </w:t>
-      </w:r>
-      <w:r>
         <w:t xml:space="preserve">Ensuring </w:t>
       </w:r>
       <w:r>
-        <w:t>data types were identical and dealing with mismatching object types hinder joins. Repeatedly finding numerous symbols</w:t>
-      </w:r>
-      <w:r>
-        <w:t xml:space="preserve"> such as dashes (-), daggers (</w:t>
+        <w:t>correct data types and precision for merging</w:t>
+      </w:r>
+      <w:r>
+        <w:t>,</w:t>
+      </w:r>
+      <w:r>
+        <w:t xml:space="preserve"> especially where the school IDs were concerned</w:t>
+      </w:r>
+      <w:r>
+        <w:t>, was a significant challenge</w:t>
+      </w:r>
+      <w:r>
+        <w:t>.</w:t>
+      </w:r>
+      <w:r>
+        <w:t xml:space="preserve"> </w:t>
+      </w:r>
+      <w:r>
+        <w:t xml:space="preserve">The </w:t>
+      </w:r>
+      <w:r>
+        <w:t>supplemental</w:t>
+      </w:r>
+      <w:r>
+        <w:t xml:space="preserve"> CCD data contain</w:t>
+      </w:r>
+      <w:r>
+        <w:t>s</w:t>
+      </w:r>
+      <w:r>
+        <w:t xml:space="preserve"> numerous </w:t>
+      </w:r>
+      <w:r>
+        <w:t xml:space="preserve">non-numeric symbols </w:t>
+      </w:r>
+      <w:r>
+        <w:t>such as dashes (-), daggers (</w:t>
       </w:r>
       <w:r>
         <w:t>†</w:t>
@@ -582,59 +1013,167 @@
         <w:t>‡</w:t>
       </w:r>
       <w:r>
-        <w:t xml:space="preserve">) required creative </w:t>
-      </w:r>
-      <w:r>
-        <w:t xml:space="preserve">replacement. Since I could not simply copy and paste the non-numeric characters, I </w:t>
-      </w:r>
-      <w:r>
-        <w:t>found the index positions where they occurred, initialized a variable to capture that value, and then replaced all cells matching that value with Panda</w:t>
-      </w:r>
-      <w:r>
-        <w:t xml:space="preserve">’s “Not a Number” (NaN) data type. </w:t>
-      </w:r>
-      <w:r>
-        <w:t>Column</w:t>
-      </w:r>
-      <w:r>
-        <w:t xml:space="preserve"> names were long, filled with unnecessary characters, and </w:t>
-      </w:r>
-      <w:r>
-        <w:t>required adjustment. Categorical data required splitting in some cases, where area_description became two separate columns for area_type and area_size</w:t>
-      </w:r>
-      <w:r>
-        <w:t xml:space="preserve">, and the “Yes” and “No” values for Magnet School and </w:t>
+        <w:t xml:space="preserve">) </w:t>
+      </w:r>
+      <w:r>
+        <w:t xml:space="preserve">which </w:t>
+      </w:r>
+      <w:r>
+        <w:t>require</w:t>
+      </w:r>
+      <w:r>
+        <w:t>s</w:t>
+      </w:r>
+      <w:r>
+        <w:t xml:space="preserve"> creative </w:t>
+      </w:r>
+      <w:r>
+        <w:t>replacement</w:t>
+      </w:r>
+      <w:r>
+        <w:t xml:space="preserve">. </w:t>
+      </w:r>
+      <w:r>
+        <w:t xml:space="preserve">These data are </w:t>
+      </w:r>
+      <w:r>
+        <w:t xml:space="preserve">located using their index positions and replaced with </w:t>
+      </w:r>
+      <w:proofErr w:type="spellStart"/>
+      <w:r>
+        <w:t>NaN</w:t>
+      </w:r>
+      <w:proofErr w:type="spellEnd"/>
+      <w:r>
+        <w:t xml:space="preserve"> in Pandas, ensuring consistent handling of missing values.</w:t>
+      </w:r>
+      <w:r>
+        <w:t xml:space="preserve"> </w:t>
+      </w:r>
+      <w:r>
+        <w:t xml:space="preserve">Column names </w:t>
+      </w:r>
+      <w:r>
+        <w:t>are</w:t>
+      </w:r>
+      <w:r>
+        <w:t xml:space="preserve"> standardized across all datasets and </w:t>
+      </w:r>
+      <w:r>
+        <w:t xml:space="preserve">categorical data </w:t>
+      </w:r>
+      <w:r>
+        <w:t>transformed</w:t>
+      </w:r>
+      <w:r>
+        <w:t>. The variable “</w:t>
+      </w:r>
+      <w:proofErr w:type="spellStart"/>
+      <w:r>
+        <w:t>area_description</w:t>
+      </w:r>
+      <w:proofErr w:type="spellEnd"/>
+      <w:r>
+        <w:t>” contain</w:t>
+      </w:r>
+      <w:r>
+        <w:t>s</w:t>
+      </w:r>
+      <w:r>
+        <w:t xml:space="preserve"> compound information, so the data </w:t>
+      </w:r>
+      <w:r>
+        <w:t>are</w:t>
+      </w:r>
+      <w:r>
+        <w:t xml:space="preserve"> divided into distinct fields “</w:t>
+      </w:r>
+      <w:proofErr w:type="spellStart"/>
+      <w:r>
+        <w:t>area_type</w:t>
+      </w:r>
+      <w:proofErr w:type="spellEnd"/>
+      <w:r>
+        <w:t>” and “</w:t>
+      </w:r>
+      <w:proofErr w:type="spellStart"/>
+      <w:r>
+        <w:t>area_size</w:t>
+      </w:r>
+      <w:proofErr w:type="spellEnd"/>
+      <w:r>
+        <w:t xml:space="preserve">”. </w:t>
+      </w:r>
+      <w:r>
+        <w:t>Addition</w:t>
+      </w:r>
+      <w:r>
+        <w:t xml:space="preserve">ally, missing data in these datasets </w:t>
+      </w:r>
+      <w:r>
+        <w:t>are</w:t>
+      </w:r>
+      <w:r>
+        <w:t xml:space="preserve"> set as </w:t>
+      </w:r>
+      <w:proofErr w:type="spellStart"/>
+      <w:r>
+        <w:t>NaN</w:t>
+      </w:r>
+      <w:proofErr w:type="spellEnd"/>
+      <w:r>
+        <w:t xml:space="preserve"> rather than imputed. </w:t>
+      </w:r>
+      <w:r>
+        <w:t xml:space="preserve">Once the data </w:t>
+      </w:r>
+      <w:r>
+        <w:t xml:space="preserve">is prepared </w:t>
+      </w:r>
+      <w:r>
+        <w:t>and joined together</w:t>
+      </w:r>
+      <w:r>
+        <w:t>,</w:t>
+      </w:r>
+      <w:r>
+        <w:t xml:space="preserve"> a secondary visual assessment of our </w:t>
+      </w:r>
+      <w:r>
+        <w:t xml:space="preserve">relationship to ACT score </w:t>
+      </w:r>
+      <w:r>
+        <w:t xml:space="preserve">is </w:t>
+      </w:r>
+      <w:r>
+        <w:t xml:space="preserve"> </w:t>
       </w:r>
       <w:r>
         <w:lastRenderedPageBreak/>
-        <w:t xml:space="preserve">Shared Time Schools were stripped of numeric codes. </w:t>
-      </w:r>
-      <w:r>
-        <w:t>Addition</w:t>
-      </w:r>
-      <w:r>
-        <w:t xml:space="preserve">ally, missing data in these datasets were set as NaN rather than imputed. </w:t>
-      </w:r>
-      <w:r>
-        <w:t xml:space="preserve">Once the data was cleaned, and were joined together and a secondary visual assessment of our </w:t>
-      </w:r>
-      <w:r>
-        <w:t>relationship to ACT score was performed:</w:t>
-      </w:r>
-      <w:r>
-        <w:t xml:space="preserve"> </w:t>
-      </w:r>
-      <w:r>
-        <w:t xml:space="preserve"> </w:t>
+        <w:t>performed</w:t>
+      </w:r>
+      <w:r>
+        <w:t xml:space="preserve">. </w:t>
+      </w:r>
+      <w:r>
+        <w:t xml:space="preserve">These variables show less indication of direct </w:t>
       </w:r>
       <w:r>
         <w:rPr>
           <w:noProof/>
         </w:rPr>
         <w:drawing>
-          <wp:inline distT="0" distB="0" distL="0" distR="0" wp14:anchorId="3BCF1B45" wp14:editId="37F15D40">
-            <wp:extent cx="5943600" cy="1212215"/>
-            <wp:effectExtent l="0" t="0" r="0" b="6985"/>
+          <wp:anchor distT="0" distB="0" distL="114300" distR="114300" simplePos="0" relativeHeight="251660288" behindDoc="0" locked="0" layoutInCell="1" allowOverlap="1" wp14:anchorId="3BCF1B45" wp14:editId="71FE4010">
+            <wp:simplePos x="0" y="0"/>
+            <wp:positionH relativeFrom="margin">
+              <wp:align>center</wp:align>
+            </wp:positionH>
+            <wp:positionV relativeFrom="page">
+              <wp:posOffset>1413510</wp:posOffset>
+            </wp:positionV>
+            <wp:extent cx="7306310" cy="1489710"/>
+            <wp:effectExtent l="0" t="0" r="8890" b="0"/>
+            <wp:wrapSquare wrapText="bothSides"/>
             <wp:docPr id="1914891055" name="Picture 2"/>
             <wp:cNvGraphicFramePr>
               <a:graphicFrameLocks xmlns:a="http://schemas.openxmlformats.org/drawingml/2006/main" noChangeAspect="1"/>
@@ -664,7 +1203,7 @@
                   <pic:spPr bwMode="auto">
                     <a:xfrm>
                       <a:off x="0" y="0"/>
-                      <a:ext cx="5943600" cy="1212215"/>
+                      <a:ext cx="7306310" cy="1489710"/>
                     </a:xfrm>
                     <a:prstGeom prst="rect">
                       <a:avLst/>
@@ -677,8 +1216,26 @@
                 </pic:pic>
               </a:graphicData>
             </a:graphic>
-          </wp:inline>
+            <wp14:sizeRelH relativeFrom="page">
+              <wp14:pctWidth>0</wp14:pctWidth>
+            </wp14:sizeRelH>
+            <wp14:sizeRelV relativeFrom="page">
+              <wp14:pctHeight>0</wp14:pctHeight>
+            </wp14:sizeRelV>
+          </wp:anchor>
         </w:drawing>
+      </w:r>
+      <w:r>
+        <w:t>relationships, but may produce value as additional predictors in a linear regression model</w:t>
+      </w:r>
+      <w:r>
+        <w:t>:</w:t>
+      </w:r>
+      <w:r>
+        <w:t xml:space="preserve"> </w:t>
+      </w:r>
+      <w:r>
+        <w:t xml:space="preserve"> </w:t>
       </w:r>
     </w:p>
     <w:p>
@@ -688,93 +1245,611 @@
     </w:p>
     <w:p>
       <w:r>
-        <w:t>These variables also showed indication of possible relationships, but with much more variability compared to what was shown in the EdGap Data.</w:t>
+        <w:t xml:space="preserve">For the final analysis, a robust multivariate linear regression model </w:t>
+      </w:r>
+      <w:r>
+        <w:t>is</w:t>
+      </w:r>
+      <w:r>
+        <w:t xml:space="preserve"> selected as the method to quantify the relationships between </w:t>
+      </w:r>
+      <w:r>
+        <w:t>our predictive variables and ACT scores</w:t>
+      </w:r>
+      <w:r>
+        <w:t xml:space="preserve">. </w:t>
+      </w:r>
+      <w:r>
+        <w:t>A</w:t>
+      </w:r>
+      <w:r>
+        <w:t>ll variables</w:t>
+      </w:r>
+      <w:r>
+        <w:t xml:space="preserve"> </w:t>
+      </w:r>
+      <w:r>
+        <w:t xml:space="preserve">are </w:t>
+      </w:r>
+      <w:r>
+        <w:t xml:space="preserve">included in </w:t>
+      </w:r>
+      <w:r>
+        <w:t xml:space="preserve">the </w:t>
+      </w:r>
+      <w:r>
+        <w:t xml:space="preserve">robust </w:t>
+      </w:r>
+      <w:r>
+        <w:t xml:space="preserve">model then </w:t>
+      </w:r>
+      <w:r>
+        <w:t xml:space="preserve">backwards selection </w:t>
+      </w:r>
+      <w:r>
+        <w:t>is</w:t>
+      </w:r>
+      <w:r>
+        <w:t xml:space="preserve"> applied to eliminate</w:t>
+      </w:r>
+      <w:r>
+        <w:t xml:space="preserve"> unnecessary predictors</w:t>
+      </w:r>
+      <w:r>
+        <w:t xml:space="preserve"> </w:t>
+      </w:r>
+      <w:r>
+        <w:t xml:space="preserve">until </w:t>
+      </w:r>
+      <w:r>
+        <w:t xml:space="preserve">the </w:t>
+      </w:r>
+      <w:r>
+        <w:t xml:space="preserve">remaining </w:t>
+      </w:r>
+      <w:r>
+        <w:t xml:space="preserve">data </w:t>
+      </w:r>
+      <w:r>
+        <w:t xml:space="preserve">are relevant, statistically significant, and have sufficient explanatory power and fit.  Using the </w:t>
+      </w:r>
+      <w:proofErr w:type="spellStart"/>
+      <w:r>
+        <w:t>statsmodels</w:t>
+      </w:r>
+      <w:proofErr w:type="spellEnd"/>
+      <w:r>
+        <w:t xml:space="preserve"> package, an Ordinary Least Squares model was constructed with the following formula:</w:t>
       </w:r>
     </w:p>
     <w:p>
       <w:pPr>
         <w:rPr>
-          <w:b/>
-          <w:bCs/>
+          <w:sz w:val="18"/>
+          <w:szCs w:val="18"/>
         </w:rPr>
       </w:pPr>
-      <w:r>
-        <w:rPr>
-          <w:b/>
-          <w:bCs/>
-        </w:rPr>
-        <w:t xml:space="preserve">Computational </w:t>
-      </w:r>
-      <w:r>
-        <w:rPr>
-          <w:b/>
-          <w:bCs/>
-        </w:rPr>
-        <w:t>Results</w:t>
-      </w:r>
-    </w:p>
-    <w:p>
-      <w:r>
-        <w:t xml:space="preserve">Before beginning the </w:t>
-      </w:r>
-      <w:r>
-        <w:t xml:space="preserve">final analysis, it is important to note some of the limitations of the final dataset. </w:t>
-      </w:r>
-      <w:r>
-        <w:t xml:space="preserve">The final dataset </w:t>
-      </w:r>
-      <w:r>
-        <w:t>includes one year of data for</w:t>
-      </w:r>
-      <w:r>
-        <w:t xml:space="preserve"> 7,251 High Schools in 20 of 50 U.S.</w:t>
-      </w:r>
-      <w:r>
-        <w:t xml:space="preserve"> </w:t>
-      </w:r>
-      <w:r>
-        <w:t>states</w:t>
-      </w:r>
-      <w:r>
-        <w:t>.</w:t>
-      </w:r>
-      <w:r>
-        <w:t xml:space="preserve"> The West Coast and Midwest are severely underrepresented, </w:t>
-      </w:r>
-      <w:r>
-        <w:t xml:space="preserve">the vast majority of the states are in the Great Lakes region, and </w:t>
-      </w:r>
-      <w:r>
-        <w:t xml:space="preserve">nearly 30% of the data comes from three states: Texas, Ohio and Illinois. In all three of these states, </w:t>
-      </w:r>
-      <w:r>
-        <w:t xml:space="preserve">neither the SAT nor the ACT are mandatory. </w:t>
-      </w:r>
-      <w:r>
-        <w:t xml:space="preserve">Texas is one of six States in this sample that provides access to testing free of charge, but does not require students take them. </w:t>
-      </w:r>
-      <w:r>
-        <w:t xml:space="preserve">It is important to understand how scores differ across states based on the population of students taking the tests, as this is a crucial bias in our sampling. </w:t>
+      <w:proofErr w:type="spellStart"/>
+      <w:r>
+        <w:rPr>
+          <w:sz w:val="18"/>
+          <w:szCs w:val="18"/>
+        </w:rPr>
+        <w:t>multivariate_model</w:t>
+      </w:r>
+      <w:proofErr w:type="spellEnd"/>
+      <w:r>
+        <w:rPr>
+          <w:sz w:val="18"/>
+          <w:szCs w:val="18"/>
+        </w:rPr>
+        <w:t xml:space="preserve"> = </w:t>
+      </w:r>
+      <w:proofErr w:type="spellStart"/>
+      <w:r>
+        <w:rPr>
+          <w:sz w:val="18"/>
+          <w:szCs w:val="18"/>
+        </w:rPr>
+        <w:t>smf.ols</w:t>
+      </w:r>
+      <w:proofErr w:type="spellEnd"/>
+      <w:r>
+        <w:rPr>
+          <w:sz w:val="18"/>
+          <w:szCs w:val="18"/>
+        </w:rPr>
+        <w:t>(</w:t>
       </w:r>
     </w:p>
     <w:p>
       <w:pPr>
         <w:rPr>
-          <w:noProof/>
+          <w:sz w:val="18"/>
+          <w:szCs w:val="18"/>
         </w:rPr>
       </w:pPr>
       <w:r>
+        <w:rPr>
+          <w:sz w:val="18"/>
+          <w:szCs w:val="18"/>
+        </w:rPr>
+        <w:t xml:space="preserve">    formula='</w:t>
+      </w:r>
+      <w:proofErr w:type="spellStart"/>
+      <w:r>
+        <w:rPr>
+          <w:sz w:val="18"/>
+          <w:szCs w:val="18"/>
+        </w:rPr>
+        <w:t>average_act</w:t>
+      </w:r>
+      <w:proofErr w:type="spellEnd"/>
+      <w:r>
+        <w:rPr>
+          <w:sz w:val="18"/>
+          <w:szCs w:val="18"/>
+        </w:rPr>
+        <w:t xml:space="preserve"> ~ </w:t>
+      </w:r>
+      <w:proofErr w:type="spellStart"/>
+      <w:r>
+        <w:rPr>
+          <w:sz w:val="18"/>
+          <w:szCs w:val="18"/>
+        </w:rPr>
+        <w:t>rate_unemployment</w:t>
+      </w:r>
+      <w:proofErr w:type="spellEnd"/>
+      <w:r>
+        <w:rPr>
+          <w:sz w:val="18"/>
+          <w:szCs w:val="18"/>
+        </w:rPr>
+        <w:t xml:space="preserve"> + </w:t>
+      </w:r>
+      <w:proofErr w:type="spellStart"/>
+      <w:r>
+        <w:rPr>
+          <w:sz w:val="18"/>
+          <w:szCs w:val="18"/>
+        </w:rPr>
+        <w:t>percent_college</w:t>
+      </w:r>
+      <w:proofErr w:type="spellEnd"/>
+      <w:r>
+        <w:rPr>
+          <w:sz w:val="18"/>
+          <w:szCs w:val="18"/>
+        </w:rPr>
+        <w:t xml:space="preserve"> + </w:t>
+      </w:r>
+      <w:proofErr w:type="spellStart"/>
+      <w:r>
+        <w:rPr>
+          <w:sz w:val="18"/>
+          <w:szCs w:val="18"/>
+        </w:rPr>
+        <w:t>percent_lunch</w:t>
+      </w:r>
+      <w:proofErr w:type="spellEnd"/>
+      <w:r>
+        <w:rPr>
+          <w:sz w:val="18"/>
+          <w:szCs w:val="18"/>
+        </w:rPr>
+        <w:t xml:space="preserve"> + </w:t>
+      </w:r>
+      <w:proofErr w:type="spellStart"/>
+      <w:r>
+        <w:rPr>
+          <w:sz w:val="18"/>
+          <w:szCs w:val="18"/>
+        </w:rPr>
+        <w:t>student_cnt</w:t>
+      </w:r>
+      <w:proofErr w:type="spellEnd"/>
+      <w:r>
+        <w:rPr>
+          <w:sz w:val="18"/>
+          <w:szCs w:val="18"/>
+        </w:rPr>
+        <w:t xml:space="preserve"> + </w:t>
+      </w:r>
+      <w:proofErr w:type="spellStart"/>
+      <w:r>
+        <w:rPr>
+          <w:sz w:val="18"/>
+          <w:szCs w:val="18"/>
+        </w:rPr>
+        <w:t>teacher_cnt</w:t>
+      </w:r>
+      <w:proofErr w:type="spellEnd"/>
+      <w:r>
+        <w:rPr>
+          <w:sz w:val="18"/>
+          <w:szCs w:val="18"/>
+        </w:rPr>
+        <w:t xml:space="preserve"> + </w:t>
+      </w:r>
+      <w:proofErr w:type="spellStart"/>
+      <w:r>
+        <w:rPr>
+          <w:sz w:val="18"/>
+          <w:szCs w:val="18"/>
+        </w:rPr>
+        <w:t>student_teacher_ratio</w:t>
+      </w:r>
+      <w:proofErr w:type="spellEnd"/>
+      <w:r>
+        <w:rPr>
+          <w:sz w:val="18"/>
+          <w:szCs w:val="18"/>
+        </w:rPr>
+        <w:t xml:space="preserve"> + </w:t>
+      </w:r>
+      <w:proofErr w:type="spellStart"/>
+      <w:r>
+        <w:rPr>
+          <w:sz w:val="18"/>
+          <w:szCs w:val="18"/>
+        </w:rPr>
+        <w:t>institution_count</w:t>
+      </w:r>
+      <w:proofErr w:type="spellEnd"/>
+      <w:r>
+        <w:rPr>
+          <w:sz w:val="18"/>
+          <w:szCs w:val="18"/>
+        </w:rPr>
+        <w:t xml:space="preserve"> + </w:t>
+      </w:r>
+      <w:proofErr w:type="spellStart"/>
+      <w:r>
+        <w:rPr>
+          <w:sz w:val="18"/>
+          <w:szCs w:val="18"/>
+        </w:rPr>
+        <w:t>referrals_or_arrests</w:t>
+      </w:r>
+      <w:proofErr w:type="spellEnd"/>
+      <w:r>
+        <w:rPr>
+          <w:sz w:val="18"/>
+          <w:szCs w:val="18"/>
+        </w:rPr>
+        <w:t xml:space="preserve"> + C(charter) + C(</w:t>
+      </w:r>
+      <w:proofErr w:type="spellStart"/>
+      <w:r>
+        <w:rPr>
+          <w:sz w:val="18"/>
+          <w:szCs w:val="18"/>
+        </w:rPr>
+        <w:t>magnet_sch</w:t>
+      </w:r>
+      <w:proofErr w:type="spellEnd"/>
+      <w:r>
+        <w:rPr>
+          <w:sz w:val="18"/>
+          <w:szCs w:val="18"/>
+        </w:rPr>
+        <w:t>) + C(</w:t>
+      </w:r>
+      <w:proofErr w:type="spellStart"/>
+      <w:r>
+        <w:rPr>
+          <w:sz w:val="18"/>
+          <w:szCs w:val="18"/>
+        </w:rPr>
+        <w:t>shared_time_sch</w:t>
+      </w:r>
+      <w:proofErr w:type="spellEnd"/>
+      <w:r>
+        <w:rPr>
+          <w:sz w:val="18"/>
+          <w:szCs w:val="18"/>
+        </w:rPr>
+        <w:t>) + C(testing) +  C(</w:t>
+      </w:r>
+      <w:proofErr w:type="spellStart"/>
+      <w:r>
+        <w:rPr>
+          <w:sz w:val="18"/>
+          <w:szCs w:val="18"/>
+        </w:rPr>
+        <w:t>area_type</w:t>
+      </w:r>
+      <w:proofErr w:type="spellEnd"/>
+      <w:r>
+        <w:rPr>
+          <w:sz w:val="18"/>
+          <w:szCs w:val="18"/>
+        </w:rPr>
+        <w:t>) + C(</w:t>
+      </w:r>
+      <w:proofErr w:type="spellStart"/>
+      <w:r>
+        <w:rPr>
+          <w:sz w:val="18"/>
+          <w:szCs w:val="18"/>
+        </w:rPr>
+        <w:t>area_size</w:t>
+      </w:r>
+      <w:proofErr w:type="spellEnd"/>
+      <w:r>
+        <w:rPr>
+          <w:sz w:val="18"/>
+          <w:szCs w:val="18"/>
+        </w:rPr>
+        <w:t xml:space="preserve">) + </w:t>
+      </w:r>
+      <w:proofErr w:type="spellStart"/>
+      <w:r>
+        <w:rPr>
+          <w:sz w:val="18"/>
+          <w:szCs w:val="18"/>
+        </w:rPr>
+        <w:t>any_institutions</w:t>
+      </w:r>
+      <w:proofErr w:type="spellEnd"/>
+      <w:r>
+        <w:rPr>
+          <w:sz w:val="18"/>
+          <w:szCs w:val="18"/>
+        </w:rPr>
+        <w:t xml:space="preserve"> + </w:t>
+      </w:r>
+      <w:proofErr w:type="spellStart"/>
+      <w:r>
+        <w:rPr>
+          <w:sz w:val="18"/>
+          <w:szCs w:val="18"/>
+        </w:rPr>
+        <w:t>any_ref_or_arr</w:t>
+      </w:r>
+      <w:proofErr w:type="spellEnd"/>
+      <w:r>
+        <w:rPr>
+          <w:sz w:val="18"/>
+          <w:szCs w:val="18"/>
+        </w:rPr>
+        <w:t>',</w:t>
+      </w:r>
+    </w:p>
+    <w:p>
+      <w:pPr>
+        <w:rPr>
+          <w:sz w:val="18"/>
+          <w:szCs w:val="18"/>
+        </w:rPr>
+      </w:pPr>
+      <w:r>
+        <w:rPr>
+          <w:sz w:val="18"/>
+          <w:szCs w:val="18"/>
+        </w:rPr>
+        <w:t xml:space="preserve">    data=</w:t>
+      </w:r>
+      <w:proofErr w:type="spellStart"/>
+      <w:r>
+        <w:rPr>
+          <w:sz w:val="18"/>
+          <w:szCs w:val="18"/>
+        </w:rPr>
+        <w:t>df_final</w:t>
+      </w:r>
+      <w:proofErr w:type="spellEnd"/>
+      <w:r>
+        <w:rPr>
+          <w:sz w:val="18"/>
+          <w:szCs w:val="18"/>
+        </w:rPr>
+        <w:t>).fit()</w:t>
+      </w:r>
+    </w:p>
+    <w:p>
+      <w:r>
+        <w:t xml:space="preserve">This model included 26 degrees of freedom, and many insignificant coefficients. </w:t>
+      </w:r>
+      <w:r>
+        <w:t>Using a design matrix and backward selection, all coefficients with a p-value of 0.05 or greater were eliminated, and the model was rerun. Additional variables were backed out and re-run two more times before settling on 14 statistically significant variables to use in a robust model</w:t>
+      </w:r>
+      <w:r>
+        <w:t xml:space="preserve">. </w:t>
+      </w:r>
+      <w:r>
+        <w:t xml:space="preserve">As one final comparison, a highly reduced model was computed using only three </w:t>
+      </w:r>
+      <w:proofErr w:type="spellStart"/>
+      <w:r>
+        <w:t>EdGap</w:t>
+      </w:r>
+      <w:proofErr w:type="spellEnd"/>
+      <w:r>
+        <w:t xml:space="preserve"> predictors: </w:t>
+      </w:r>
+      <w:proofErr w:type="spellStart"/>
+      <w:r>
+        <w:t>rate_unemployment</w:t>
+      </w:r>
+      <w:proofErr w:type="spellEnd"/>
+      <w:r>
+        <w:t xml:space="preserve">, </w:t>
+      </w:r>
+      <w:proofErr w:type="spellStart"/>
+      <w:r>
+        <w:t>percent_college</w:t>
+      </w:r>
+      <w:proofErr w:type="spellEnd"/>
+      <w:r>
+        <w:t xml:space="preserve">, and </w:t>
+      </w:r>
+      <w:proofErr w:type="spellStart"/>
+      <w:r>
+        <w:t>percent_lunch</w:t>
+      </w:r>
+      <w:proofErr w:type="spellEnd"/>
+      <w:r>
+        <w:t xml:space="preserve">. </w:t>
+      </w:r>
+      <w:r>
+        <w:t xml:space="preserve">A single variate model was also assessed exploring the direct effect of </w:t>
+      </w:r>
+      <w:proofErr w:type="spellStart"/>
+      <w:r>
+        <w:t>percent_lunch</w:t>
+      </w:r>
+      <w:proofErr w:type="spellEnd"/>
+      <w:r>
+        <w:t xml:space="preserve"> on </w:t>
+      </w:r>
+      <w:proofErr w:type="spellStart"/>
+      <w:r>
+        <w:t>average_act</w:t>
+      </w:r>
+      <w:proofErr w:type="spellEnd"/>
+      <w:r>
+        <w:t>.</w:t>
+      </w:r>
+    </w:p>
+    <w:p>
+      <w:pPr>
+        <w:rPr>
+          <w:b/>
+          <w:bCs/>
+        </w:rPr>
+      </w:pPr>
+    </w:p>
+    <w:p>
+      <w:pPr>
+        <w:rPr>
+          <w:b/>
+          <w:bCs/>
+        </w:rPr>
+      </w:pPr>
+      <w:r>
+        <w:rPr>
+          <w:b/>
+          <w:bCs/>
+        </w:rPr>
+        <w:t xml:space="preserve">Computational </w:t>
+      </w:r>
+      <w:r>
+        <w:rPr>
+          <w:b/>
+          <w:bCs/>
+        </w:rPr>
+        <w:t>Results</w:t>
+      </w:r>
+    </w:p>
+    <w:p>
+      <w:pPr>
+        <w:rPr>
+          <w:b/>
+          <w:bCs/>
+        </w:rPr>
+      </w:pPr>
+      <w:r>
+        <w:t xml:space="preserve">According to the </w:t>
+      </w:r>
+      <w:r>
+        <w:t xml:space="preserve">correlation </w:t>
+      </w:r>
+      <w:r>
+        <w:t>matrix of all our numeric data, the strongest relationshi</w:t>
+      </w:r>
+      <w:r>
+        <w:t xml:space="preserve">p to ACT scores </w:t>
+      </w:r>
+      <w:r>
+        <w:t>is</w:t>
+      </w:r>
+      <w:r>
         <w:t xml:space="preserve"> </w:t>
       </w:r>
       <w:r>
-        <w:rPr>
-          <w:noProof/>
-        </w:rPr>
+        <w:t xml:space="preserve">a </w:t>
+      </w:r>
+      <w:r>
+        <w:t xml:space="preserve">negative correlation </w:t>
+      </w:r>
+      <w:r>
+        <w:t xml:space="preserve">of 0.78 with </w:t>
+      </w:r>
+      <w:r>
+        <w:t xml:space="preserve">the percent of students on free or reduced lunch. </w:t>
+      </w:r>
+      <w:r>
+        <w:t xml:space="preserve">The three datapoints from </w:t>
+      </w:r>
+      <w:proofErr w:type="spellStart"/>
+      <w:r>
+        <w:t>EdGap</w:t>
+      </w:r>
+      <w:proofErr w:type="spellEnd"/>
+      <w:r>
+        <w:t xml:space="preserve"> have moderate to strong correlations to ACT Score. </w:t>
+      </w:r>
+      <w:r>
+        <w:t>None of the data sourced</w:t>
+      </w:r>
+      <w:r>
+        <w:t xml:space="preserve"> independently</w:t>
+      </w:r>
+      <w:r>
+        <w:t xml:space="preserve"> </w:t>
+      </w:r>
+      <w:r>
+        <w:t>produces a meaningful correlation to ACT Score</w:t>
+      </w:r>
+      <w:r>
+        <w:t>;</w:t>
+      </w:r>
+      <w:r>
+        <w:t xml:space="preserve"> the highest being a positive correlation to the overall student count, of 0.18</w:t>
+      </w:r>
+      <w:r>
+        <w:t>.</w:t>
+      </w:r>
+      <w:r>
+        <w:t xml:space="preserve"> Applying the categorical labels </w:t>
+      </w:r>
+      <w:r>
+        <w:lastRenderedPageBreak/>
+        <w:t xml:space="preserve">to the </w:t>
+      </w:r>
+      <w:r>
+        <w:t xml:space="preserve">numeric data </w:t>
+      </w:r>
+      <w:r>
+        <w:t>did not appear to tease out any additional meaning, when viewing pair plots</w:t>
+      </w:r>
+      <w:r>
+        <w:t>.</w:t>
+      </w:r>
+    </w:p>
+    <w:p>
+      <w:pPr>
+        <w:rPr>
+          <w:b/>
+          <w:bCs/>
+        </w:rPr>
+      </w:pPr>
+      <w:r>
         <w:drawing>
-          <wp:inline distT="0" distB="0" distL="0" distR="0" wp14:anchorId="10EC4DC0" wp14:editId="546F7958">
-            <wp:extent cx="3829382" cy="1867062"/>
+          <wp:anchor distT="0" distB="0" distL="114300" distR="114300" simplePos="0" relativeHeight="251666432" behindDoc="0" locked="0" layoutInCell="1" allowOverlap="1" wp14:anchorId="68666A7B" wp14:editId="2FB140C5">
+            <wp:simplePos x="0" y="0"/>
+            <wp:positionH relativeFrom="column">
+              <wp:posOffset>-686435</wp:posOffset>
+            </wp:positionH>
+            <wp:positionV relativeFrom="page">
+              <wp:posOffset>3032760</wp:posOffset>
+            </wp:positionV>
+            <wp:extent cx="7372350" cy="3265170"/>
             <wp:effectExtent l="0" t="0" r="0" b="0"/>
-            <wp:docPr id="1782637025" name="Picture 1"/>
+            <wp:wrapSquare wrapText="bothSides"/>
+            <wp:docPr id="1024628235" name="Picture 1"/>
             <wp:cNvGraphicFramePr>
               <a:graphicFrameLocks xmlns:a="http://schemas.openxmlformats.org/drawingml/2006/main" noChangeAspect="1"/>
             </wp:cNvGraphicFramePr>
@@ -782,261 +1857,11 @@
               <a:graphicData uri="http://schemas.openxmlformats.org/drawingml/2006/picture">
                 <pic:pic xmlns:pic="http://schemas.openxmlformats.org/drawingml/2006/picture">
                   <pic:nvPicPr>
-                    <pic:cNvPr id="1782637025" name=""/>
+                    <pic:cNvPr id="1024628235" name=""/>
                     <pic:cNvPicPr/>
                   </pic:nvPicPr>
                   <pic:blipFill>
-                    <a:blip r:embed="rId7"/>
-                    <a:stretch>
-                      <a:fillRect/>
-                    </a:stretch>
-                  </pic:blipFill>
-                  <pic:spPr>
-                    <a:xfrm>
-                      <a:off x="0" y="0"/>
-                      <a:ext cx="3829382" cy="1867062"/>
-                    </a:xfrm>
-                    <a:prstGeom prst="rect">
-                      <a:avLst/>
-                    </a:prstGeom>
-                  </pic:spPr>
-                </pic:pic>
-              </a:graphicData>
-            </a:graphic>
-          </wp:inline>
-        </w:drawing>
-      </w:r>
-      <w:r>
-        <w:rPr>
-          <w:noProof/>
-        </w:rPr>
-        <w:t xml:space="preserve"> </w:t>
-      </w:r>
-      <w:r>
-        <w:rPr>
-          <w:noProof/>
-        </w:rPr>
-        <w:drawing>
-          <wp:inline distT="0" distB="0" distL="0" distR="0" wp14:anchorId="74CD595A" wp14:editId="04E9C876">
-            <wp:extent cx="1646063" cy="1360288"/>
-            <wp:effectExtent l="0" t="0" r="0" b="0"/>
-            <wp:docPr id="1994634018" name="Picture 1"/>
-            <wp:cNvGraphicFramePr>
-              <a:graphicFrameLocks xmlns:a="http://schemas.openxmlformats.org/drawingml/2006/main" noChangeAspect="1"/>
-            </wp:cNvGraphicFramePr>
-            <a:graphic xmlns:a="http://schemas.openxmlformats.org/drawingml/2006/main">
-              <a:graphicData uri="http://schemas.openxmlformats.org/drawingml/2006/picture">
-                <pic:pic xmlns:pic="http://schemas.openxmlformats.org/drawingml/2006/picture">
-                  <pic:nvPicPr>
-                    <pic:cNvPr id="1994634018" name=""/>
-                    <pic:cNvPicPr/>
-                  </pic:nvPicPr>
-                  <pic:blipFill>
-                    <a:blip r:embed="rId8"/>
-                    <a:stretch>
-                      <a:fillRect/>
-                    </a:stretch>
-                  </pic:blipFill>
-                  <pic:spPr>
-                    <a:xfrm>
-                      <a:off x="0" y="0"/>
-                      <a:ext cx="1646063" cy="1360288"/>
-                    </a:xfrm>
-                    <a:prstGeom prst="rect">
-                      <a:avLst/>
-                    </a:prstGeom>
-                  </pic:spPr>
-                </pic:pic>
-              </a:graphicData>
-            </a:graphic>
-          </wp:inline>
-        </w:drawing>
-      </w:r>
-    </w:p>
-    <w:p>
-      <w:r>
-        <w:t xml:space="preserve">Ultimately, when looking at the correlation </w:t>
-      </w:r>
-      <w:r>
-        <w:t>matrix of all our numeric data, the strongest relationshi</w:t>
-      </w:r>
-      <w:r>
-        <w:t xml:space="preserve">p to ACT scores that emerged was a negative correlation to the percent of students on free or reduced lunch. </w:t>
-      </w:r>
-      <w:r>
-        <w:t>None of the data sourced</w:t>
-      </w:r>
-      <w:r>
-        <w:t xml:space="preserve"> independently</w:t>
-      </w:r>
-      <w:r>
-        <w:t xml:space="preserve"> produced a correlation </w:t>
-      </w:r>
-      <w:r>
-        <w:t>of</w:t>
-      </w:r>
-      <w:r>
-        <w:t xml:space="preserve"> </w:t>
-      </w:r>
-      <w:r>
-        <w:t xml:space="preserve">greater than </w:t>
-      </w:r>
-      <w:r>
-        <w:t>0</w:t>
-      </w:r>
-      <w:r>
-        <w:t>.20.</w:t>
-      </w:r>
-      <w:r>
-        <w:t xml:space="preserve"> </w:t>
-      </w:r>
-      <w:r>
-        <w:t>Additionally, slicing</w:t>
-      </w:r>
-      <w:r>
-        <w:t xml:space="preserve"> </w:t>
-      </w:r>
-      <w:r>
-        <w:t xml:space="preserve">numeric data </w:t>
-      </w:r>
-      <w:r>
-        <w:t>by various categorical data did not appear to tease out any additional meaning, when viewing pair plots</w:t>
-      </w:r>
-      <w:r>
-        <w:t>.</w:t>
-      </w:r>
-    </w:p>
-    <w:p>
-      <w:r>
-        <w:t>For the final analysis, a</w:t>
-      </w:r>
-      <w:r>
-        <w:t xml:space="preserve"> multivariate linear regression model was selected as </w:t>
-      </w:r>
-      <w:r>
-        <w:t xml:space="preserve">the method to quantify the relationships between the predictors and ACT score. </w:t>
-      </w:r>
-      <w:r>
-        <w:t xml:space="preserve">A backward </w:t>
-      </w:r>
-      <w:r>
-        <w:t xml:space="preserve">selection method </w:t>
-      </w:r>
-      <w:r>
-        <w:lastRenderedPageBreak/>
-        <w:t xml:space="preserve">was </w:t>
-      </w:r>
-      <w:r>
-        <w:t xml:space="preserve">used, beginning with all the variables and determining which can be eliminated until all data was relevant, statistically significant, and had sufficient explanatory power and fit. </w:t>
-      </w:r>
-      <w:r>
-        <w:t xml:space="preserve"> </w:t>
-      </w:r>
-      <w:r>
-        <w:t xml:space="preserve">Using </w:t>
-      </w:r>
-      <w:r>
-        <w:t>the statsmodels package, an Ordinary Least Squares model was constructed with the following formula:</w:t>
-      </w:r>
-    </w:p>
-    <w:p>
-      <w:pPr>
-        <w:rPr>
-          <w:sz w:val="18"/>
-          <w:szCs w:val="18"/>
-        </w:rPr>
-      </w:pPr>
-      <w:r>
-        <w:rPr>
-          <w:sz w:val="18"/>
-          <w:szCs w:val="18"/>
-        </w:rPr>
-        <w:t>multivariate_model = smf.ols(</w:t>
-      </w:r>
-    </w:p>
-    <w:p>
-      <w:pPr>
-        <w:rPr>
-          <w:sz w:val="18"/>
-          <w:szCs w:val="18"/>
-        </w:rPr>
-      </w:pPr>
-      <w:r>
-        <w:rPr>
-          <w:sz w:val="18"/>
-          <w:szCs w:val="18"/>
-        </w:rPr>
-        <w:t xml:space="preserve">    formula='average_act ~ rate_unemployment + percent_college + percent_lunch + student_cnt + teacher_cnt + student_teacher_ratio + institution_count + referrals_or_arrests + C(charter) + C(magnet_sch) + C(shared_time_sch) + C(testing) +  C(area_type) + C(area_size) + any_institutions + any_ref_or_arr',</w:t>
-      </w:r>
-    </w:p>
-    <w:p>
-      <w:pPr>
-        <w:rPr>
-          <w:sz w:val="18"/>
-          <w:szCs w:val="18"/>
-        </w:rPr>
-      </w:pPr>
-      <w:r>
-        <w:rPr>
-          <w:sz w:val="18"/>
-          <w:szCs w:val="18"/>
-        </w:rPr>
-        <w:t xml:space="preserve">    data=df_final).fit()</w:t>
-      </w:r>
-    </w:p>
-    <w:p>
-      <w:r>
-        <w:t>Using a design matrix</w:t>
-      </w:r>
-      <w:r>
-        <w:t xml:space="preserve"> and backward selection, all coefficients with a p-value of 0.05 or greater were eliminated, and the model was rerun. Additional variables </w:t>
-      </w:r>
-      <w:r>
-        <w:t>were backed out and re-run two more times before settling on 14 statistically significant variables</w:t>
-      </w:r>
-      <w:r>
-        <w:t xml:space="preserve">: </w:t>
-      </w:r>
-    </w:p>
-    <w:p>
-      <w:r>
-        <w:rPr>
-          <w:sz w:val="18"/>
-          <w:szCs w:val="18"/>
-        </w:rPr>
-        <w:t>'C(shared_time_sch)[T.No]', 'C(shared_time_sch)[T.Yes]', 'C(testing)[T.Optional]', 'C(testing)[T.Provided]', 'C(area_type)[T.Rural]', 'C(area_type)[T.Town]', ‘C(area_size)[T.Large]', 'C(area_size)[T.Mid-size]', 'C(area_size)[T.Small]', any_ref_or_arr[T.False]',    'any_ref_or_arr[T.True]', 'rate_unemployment', 'percent_college', 'percent_lunch'</w:t>
-      </w:r>
-    </w:p>
-    <w:p>
-      <w:r>
-        <w:rPr>
-          <w:noProof/>
-        </w:rPr>
-        <w:drawing>
-          <wp:anchor distT="0" distB="0" distL="114300" distR="114300" simplePos="0" relativeHeight="251658240" behindDoc="0" locked="0" layoutInCell="1" allowOverlap="1" wp14:anchorId="0D3F2C41" wp14:editId="10A85672">
-            <wp:simplePos x="0" y="0"/>
-            <wp:positionH relativeFrom="column">
-              <wp:posOffset>-762635</wp:posOffset>
-            </wp:positionH>
-            <wp:positionV relativeFrom="paragraph">
-              <wp:posOffset>470535</wp:posOffset>
-            </wp:positionV>
-            <wp:extent cx="7543800" cy="3322955"/>
-            <wp:effectExtent l="0" t="0" r="0" b="0"/>
-            <wp:wrapSquare wrapText="bothSides"/>
-            <wp:docPr id="933774771" name="Picture 1"/>
-            <wp:cNvGraphicFramePr>
-              <a:graphicFrameLocks xmlns:a="http://schemas.openxmlformats.org/drawingml/2006/main" noChangeAspect="1"/>
-            </wp:cNvGraphicFramePr>
-            <a:graphic xmlns:a="http://schemas.openxmlformats.org/drawingml/2006/main">
-              <a:graphicData uri="http://schemas.openxmlformats.org/drawingml/2006/picture">
-                <pic:pic xmlns:pic="http://schemas.openxmlformats.org/drawingml/2006/picture">
-                  <pic:nvPicPr>
-                    <pic:cNvPr id="933774771" name=""/>
-                    <pic:cNvPicPr/>
-                  </pic:nvPicPr>
-                  <pic:blipFill>
-                    <a:blip r:embed="rId9" cstate="print">
+                    <a:blip r:embed="rId7" cstate="print">
                       <a:extLst>
                         <a:ext uri="{28A0092B-C50C-407E-A947-70E740481C1C}">
                           <a14:useLocalDpi xmlns:a14="http://schemas.microsoft.com/office/drawing/2010/main" val="0"/>
@@ -1050,7 +1875,7 @@
                   <pic:spPr>
                     <a:xfrm>
                       <a:off x="0" y="0"/>
-                      <a:ext cx="7543800" cy="3322955"/>
+                      <a:ext cx="7372350" cy="3265170"/>
                     </a:xfrm>
                     <a:prstGeom prst="rect">
                       <a:avLst/>
@@ -1069,25 +1894,137 @@
         </w:drawing>
       </w:r>
       <w:r>
-        <w:t xml:space="preserve">As one final comparison, a highly reduced model was computed using only three predictors: </w:t>
-      </w:r>
-      <w:r>
-        <w:t>rate_unemployment</w:t>
+        <w:t xml:space="preserve">The results of our linear regression modeling show that </w:t>
+      </w:r>
+      <w:r>
+        <w:t>our highly</w:t>
+      </w:r>
+      <w:r>
+        <w:t xml:space="preserve"> reduced model </w:t>
+      </w:r>
+      <w:r>
+        <w:t xml:space="preserve">of three </w:t>
+      </w:r>
+      <w:proofErr w:type="spellStart"/>
+      <w:r>
+        <w:t>EdGap</w:t>
+      </w:r>
+      <w:proofErr w:type="spellEnd"/>
+      <w:r>
+        <w:t xml:space="preserve"> variables can </w:t>
+      </w:r>
+      <w:r>
+        <w:t>explain</w:t>
+      </w:r>
+      <w:r>
+        <w:t xml:space="preserve"> </w:t>
+      </w:r>
+      <w:r>
+        <w:t xml:space="preserve">96% of the variance captured by the </w:t>
+      </w:r>
+      <w:r>
+        <w:t>robust</w:t>
+      </w:r>
+      <w:r>
+        <w:t xml:space="preserve"> model</w:t>
+      </w:r>
+      <w:r>
+        <w:t xml:space="preserve">, with </w:t>
+      </w:r>
+      <w:r>
+        <w:t>R</w:t>
+      </w:r>
+      <w:r>
+        <w:t xml:space="preserve">-squared of </w:t>
+      </w:r>
+      <w:r>
+        <w:t xml:space="preserve">0.629 </w:t>
+      </w:r>
+      <w:r>
+        <w:t xml:space="preserve">for the reduced </w:t>
+      </w:r>
+      <w:r>
+        <w:t xml:space="preserve">and </w:t>
+      </w:r>
+      <w:r>
+        <w:t>0.651</w:t>
+      </w:r>
+      <w:r>
+        <w:t xml:space="preserve"> </w:t>
+      </w:r>
+      <w:r>
+        <w:t>for the robust.</w:t>
+      </w:r>
+      <w:r>
+        <w:t xml:space="preserve"> </w:t>
+      </w:r>
+      <w:r>
+        <w:t xml:space="preserve">The reduced model accomplishes this using only </w:t>
+      </w:r>
+      <w:r>
+        <w:t>3</w:t>
+      </w:r>
+      <w:r>
+        <w:t xml:space="preserve"> predictors </w:t>
+      </w:r>
+      <w:r>
+        <w:t>instead of</w:t>
+      </w:r>
+      <w:r>
+        <w:t xml:space="preserve"> </w:t>
+      </w:r>
+      <w:r>
+        <w:t>14</w:t>
+      </w:r>
+      <w:r>
+        <w:t>. All variables are statistically significant (p &lt; 0.05)</w:t>
+      </w:r>
+      <w:r>
+        <w:t xml:space="preserve"> in both models</w:t>
       </w:r>
       <w:r>
         <w:t xml:space="preserve">, </w:t>
       </w:r>
       <w:r>
-        <w:t>percent_college</w:t>
-      </w:r>
-      <w:r>
-        <w:t xml:space="preserve">, and </w:t>
-      </w:r>
-      <w:r>
-        <w:t>percent_lunch</w:t>
+        <w:t xml:space="preserve">however </w:t>
+      </w:r>
+      <w:r>
+        <w:t xml:space="preserve">the F-statistic for the reduced model is higher than that of the </w:t>
+      </w:r>
+      <w:r>
+        <w:t>robust</w:t>
+      </w:r>
+      <w:r>
+        <w:t xml:space="preserve"> (4100 compared to 1030)</w:t>
       </w:r>
       <w:r>
         <w:t xml:space="preserve">. </w:t>
+      </w:r>
+      <w:r>
+        <w:t>Furthermore, t</w:t>
+      </w:r>
+      <w:r>
+        <w:t xml:space="preserve">he robust model presented with a </w:t>
+      </w:r>
+      <w:r>
+        <w:t xml:space="preserve">multicollinearity warnings </w:t>
+      </w:r>
+      <w:r>
+        <w:t>whereas the reduced model did not</w:t>
+      </w:r>
+      <w:r>
+        <w:t>.</w:t>
+      </w:r>
+    </w:p>
+    <w:p>
+      <w:r>
+        <w:rPr>
+          <w:noProof/>
+        </w:rPr>
+        <w:t xml:space="preserve"> </w:t>
+      </w:r>
+      <w:r>
+        <w:t xml:space="preserve"> </w:t>
       </w:r>
     </w:p>
     <w:p>
@@ -1107,72 +2044,214 @@
     </w:p>
     <w:p>
       <w:r>
-        <w:t xml:space="preserve">While </w:t>
-      </w:r>
-      <w:r>
-        <w:t>all</w:t>
-      </w:r>
-      <w:r>
-        <w:t xml:space="preserve"> of the </w:t>
-      </w:r>
-      <w:r>
-        <w:t xml:space="preserve">remaining </w:t>
-      </w:r>
-      <w:r>
-        <w:t>variables included in the initial backwards selection model</w:t>
-      </w:r>
-      <w:r>
-        <w:t xml:space="preserve"> are statistically significant, as indicated both by each individual coefficient P-Value and the </w:t>
-      </w:r>
-      <w:r>
-        <w:t xml:space="preserve">high and statistically significant F-Statistic, the </w:t>
-      </w:r>
-      <w:r>
-        <w:t xml:space="preserve">reduced model </w:t>
-      </w:r>
-      <w:r>
-        <w:t>has 96% of the explanatory power (R-</w:t>
+        <w:rPr>
+          <w:noProof/>
+        </w:rPr>
+        <w:drawing>
+          <wp:anchor distT="0" distB="0" distL="114300" distR="114300" simplePos="0" relativeHeight="251668480" behindDoc="0" locked="0" layoutInCell="1" allowOverlap="1" wp14:anchorId="01CFBC18" wp14:editId="4F8FDB1A">
+            <wp:simplePos x="0" y="0"/>
+            <wp:positionH relativeFrom="margin">
+              <wp:align>center</wp:align>
+            </wp:positionH>
+            <wp:positionV relativeFrom="margin">
+              <wp:posOffset>6804660</wp:posOffset>
+            </wp:positionV>
+            <wp:extent cx="5532755" cy="1844040"/>
+            <wp:effectExtent l="0" t="0" r="0" b="3810"/>
+            <wp:wrapSquare wrapText="bothSides"/>
+            <wp:docPr id="880713925" name="Picture 1"/>
+            <wp:cNvGraphicFramePr>
+              <a:graphicFrameLocks xmlns:a="http://schemas.openxmlformats.org/drawingml/2006/main" noChangeAspect="1"/>
+            </wp:cNvGraphicFramePr>
+            <a:graphic xmlns:a="http://schemas.openxmlformats.org/drawingml/2006/main">
+              <a:graphicData uri="http://schemas.openxmlformats.org/drawingml/2006/picture">
+                <pic:pic xmlns:pic="http://schemas.openxmlformats.org/drawingml/2006/picture">
+                  <pic:nvPicPr>
+                    <pic:cNvPr id="880713925" name=""/>
+                    <pic:cNvPicPr/>
+                  </pic:nvPicPr>
+                  <pic:blipFill>
+                    <a:blip r:embed="rId8" cstate="print">
+                      <a:extLst>
+                        <a:ext uri="{28A0092B-C50C-407E-A947-70E740481C1C}">
+                          <a14:useLocalDpi xmlns:a14="http://schemas.microsoft.com/office/drawing/2010/main" val="0"/>
+                        </a:ext>
+                      </a:extLst>
+                    </a:blip>
+                    <a:stretch>
+                      <a:fillRect/>
+                    </a:stretch>
+                  </pic:blipFill>
+                  <pic:spPr>
+                    <a:xfrm>
+                      <a:off x="0" y="0"/>
+                      <a:ext cx="5532755" cy="1844040"/>
+                    </a:xfrm>
+                    <a:prstGeom prst="rect">
+                      <a:avLst/>
+                    </a:prstGeom>
+                  </pic:spPr>
+                </pic:pic>
+              </a:graphicData>
+            </a:graphic>
+            <wp14:sizeRelH relativeFrom="page">
+              <wp14:pctWidth>0</wp14:pctWidth>
+            </wp14:sizeRelH>
+            <wp14:sizeRelV relativeFrom="page">
+              <wp14:pctHeight>0</wp14:pctHeight>
+            </wp14:sizeRelV>
+          </wp:anchor>
+        </w:drawing>
+      </w:r>
+      <w:r>
+        <w:t xml:space="preserve">Before </w:t>
+      </w:r>
+      <w:r>
+        <w:t xml:space="preserve">interpreting </w:t>
+      </w:r>
+      <w:r>
+        <w:t xml:space="preserve">the analysis, it is important to note some of the limitations of the </w:t>
+      </w:r>
+      <w:r>
+        <w:t>data:</w:t>
+      </w:r>
+      <w:r>
+        <w:t xml:space="preserve"> The final dataset includes one year of data for 7,251 High Schools in 20 of 50 U.S. states. The West Coast and Midwest are severely underrepresented, as the vast majority of the states are in the </w:t>
       </w:r>
       <w:r>
         <w:lastRenderedPageBreak/>
-        <w:t>sq</w:t>
-      </w:r>
-      <w:r>
-        <w:t>uared</w:t>
-      </w:r>
-      <w:r>
-        <w:t xml:space="preserve"> of 0.629 vs 0.651) and uses 78% fewer predictors (3 vs 14</w:t>
-      </w:r>
-      <w:r>
-        <w:t>)</w:t>
-      </w:r>
-      <w:r>
-        <w:t>. Furthermore, The F Statistic is almost 1000 points higher and equally significant, and there is no multicollinearity warning is in the reduced model summary.</w:t>
-      </w:r>
-      <w:r>
-        <w:t xml:space="preserve"> While an ANOVA comparison between the two </w:t>
-      </w:r>
-      <w:r>
-        <w:t xml:space="preserve">indicates statistically significant </w:t>
-      </w:r>
-      <w:r>
-        <w:t>improvement over the reduced model, the complexity cost of 11 additional variables for a 2% improvement in explanatory power (as indicated by the R-Squared)</w:t>
-      </w:r>
-      <w:r>
-        <w:t xml:space="preserve"> does not offer practical justification for utilizing the more complex model. </w:t>
+        <w:t>Great Lakes region. Furthermore, nearly 30% of the data comes from three states</w:t>
+      </w:r>
+      <w:r>
+        <w:t xml:space="preserve"> alone</w:t>
+      </w:r>
+      <w:r>
+        <w:t xml:space="preserve">: Texas, Ohio and Illinois, where neither the SAT nor the ACT are mandatory. Texas is one of </w:t>
+      </w:r>
+      <w:r>
+        <w:t xml:space="preserve">the </w:t>
+      </w:r>
+      <w:r>
+        <w:t xml:space="preserve">six States in this sample that provides access to testing free of charge, but does not require students take them. </w:t>
+      </w:r>
+      <w:r>
+        <w:t>These are important differences</w:t>
+      </w:r>
+      <w:r>
+        <w:t xml:space="preserve"> based on the population of students taking the tests, </w:t>
+      </w:r>
+      <w:r>
+        <w:t xml:space="preserve">and a </w:t>
+      </w:r>
+      <w:r>
+        <w:t xml:space="preserve">crucial </w:t>
+      </w:r>
+      <w:r>
+        <w:t xml:space="preserve">source of </w:t>
+      </w:r>
+      <w:r>
+        <w:t xml:space="preserve">bias in our sampling. </w:t>
       </w:r>
     </w:p>
     <w:p>
       <w:r>
+        <w:t xml:space="preserve">Given these data limitations, </w:t>
+      </w:r>
+      <w:r>
+        <w:t xml:space="preserve">and despite </w:t>
+      </w:r>
+      <w:r>
+        <w:t xml:space="preserve">our model </w:t>
+      </w:r>
+      <w:r>
+        <w:t xml:space="preserve">significance, </w:t>
+      </w:r>
+      <w:r>
+        <w:t xml:space="preserve">the </w:t>
+      </w:r>
+      <w:r>
+        <w:t>results should be interpreted with caution</w:t>
+      </w:r>
+      <w:r>
+        <w:t>. Because</w:t>
+      </w:r>
+      <w:r>
+        <w:t xml:space="preserve"> the </w:t>
+      </w:r>
+      <w:r>
+        <w:t xml:space="preserve">reduced model </w:t>
+      </w:r>
+      <w:r>
+        <w:t>has 96% of the explanatory power and uses 78% fewer predictors</w:t>
+      </w:r>
+      <w:r>
+        <w:t>, it is the favorable linear model</w:t>
+      </w:r>
+      <w:r>
+        <w:t>. Using a</w:t>
+      </w:r>
+      <w:r>
+        <w:t xml:space="preserve">n ANOVA comparison between the two </w:t>
+      </w:r>
+      <w:r>
+        <w:t xml:space="preserve">linear models </w:t>
+      </w:r>
+      <w:r>
+        <w:t xml:space="preserve">indicates </w:t>
+      </w:r>
+      <w:r>
+        <w:t xml:space="preserve">the robust model has </w:t>
+      </w:r>
+      <w:r>
+        <w:t xml:space="preserve">a </w:t>
+      </w:r>
+      <w:r>
+        <w:t xml:space="preserve">statistically significant </w:t>
+      </w:r>
+      <w:r>
+        <w:t>improvement over the reduced</w:t>
+      </w:r>
+      <w:r>
+        <w:t>.</w:t>
+      </w:r>
+      <w:r>
+        <w:t xml:space="preserve"> </w:t>
+      </w:r>
+      <w:r>
+        <w:t xml:space="preserve">Though </w:t>
+      </w:r>
+      <w:r>
+        <w:t>the</w:t>
+      </w:r>
+      <w:r>
+        <w:t xml:space="preserve"> </w:t>
+      </w:r>
+      <w:r>
+        <w:t>complexity cost of 11 additional variables for a 2% improvement in explanatory power (as indicated by the R-Squared)</w:t>
+      </w:r>
+      <w:r>
+        <w:t xml:space="preserve"> does not offer practical justification for utilizing the more complex model. </w:t>
+      </w:r>
+    </w:p>
+    <w:p>
+      <w:pPr>
         <w:rPr>
           <w:b/>
           <w:bCs/>
         </w:rPr>
-        <w:t>Conclusion</w:t>
-      </w:r>
+      </w:pPr>
     </w:p>
     <w:p>
       <w:r>
+        <w:rPr>
+          <w:b/>
+          <w:bCs/>
+        </w:rPr>
+        <w:t>Conclusion</w:t>
+      </w:r>
+    </w:p>
+    <w:p>
+      <w:r>
         <w:t>After significant pre-processing, cleaning, joining, and</w:t>
       </w:r>
       <w:r>
@@ -1194,40 +2273,86 @@
         <w:t xml:space="preserve">it </w:t>
       </w:r>
       <w:r>
+        <w:t xml:space="preserve">better </w:t>
+      </w:r>
+      <w:r>
         <w:t>normalizes and accounts for local cost-of-living differences</w:t>
       </w:r>
       <w:r>
-        <w:t xml:space="preserve"> across different regions better than median income alone</w:t>
+        <w:t xml:space="preserve"> </w:t>
+      </w:r>
+      <w:r>
+        <w:t xml:space="preserve">between </w:t>
+      </w:r>
+      <w:r>
+        <w:t xml:space="preserve">regions better </w:t>
+      </w:r>
+      <w:r>
+        <w:t>compared to median</w:t>
+      </w:r>
+      <w:r>
+        <w:t xml:space="preserve"> income alone</w:t>
       </w:r>
       <w:r>
         <w:t>.</w:t>
       </w:r>
       <w:r>
-        <w:t xml:space="preserve"> While many of the variables introduced from sources outside of EdGap had some significant relationship, they failed to move the score in a meaningful way. All else held constant, </w:t>
-      </w:r>
-      <w:r>
-        <w:t>both models predict that a 1-unit increase in the percent of student</w:t>
-      </w:r>
-      <w:r>
-        <w:t xml:space="preserve">s receiving free or reduced lunch will lower ACT scores by just over 7 points. </w:t>
-      </w:r>
-      <w:r>
-        <w:t>The only variables in the more complex model that caused a significant shift in ACT scores were related to area type and size; however, nearly every type or size category contributed roughly the same increase of about 3 points, making these variables largely uninformative.</w:t>
-      </w:r>
-      <w:r>
-        <w:t xml:space="preserve"> This data is also biased by the sample itself, since very few Midwestern states were included and could have shifted the mix of area types. </w:t>
-      </w:r>
-      <w:r>
-        <w:t>In summary, while many of the data points included in the EdGap data and sourced elsewhere provided evidence of statistically significant predictive relationships to a school’s average ACT score, only the percent of students receiving free or reduced lunch</w:t>
+        <w:t xml:space="preserve"> While many of the variables introduced from sources outside of </w:t>
+      </w:r>
+      <w:proofErr w:type="spellStart"/>
+      <w:r>
+        <w:t>EdGap</w:t>
+      </w:r>
+      <w:proofErr w:type="spellEnd"/>
+      <w:r>
+        <w:t xml:space="preserve"> had some significant relationship, they failed to move the score in a meaningful way. </w:t>
+      </w:r>
+      <w:r>
+        <w:t>The only variables in the more complex model that caused a significant shift in ACT scores were related to area type and size; however, nearly every type or size category contributed roughly the same increase of about 3 points, making these variables largely uninformative</w:t>
+      </w:r>
+      <w:r>
+        <w:t>.</w:t>
+      </w:r>
+      <w:r>
+        <w:t xml:space="preserve"> </w:t>
+      </w:r>
+      <w:r>
+        <w:t xml:space="preserve">In summary, while many of the data points included in the </w:t>
+      </w:r>
+      <w:proofErr w:type="spellStart"/>
+      <w:r>
+        <w:t>EdGap</w:t>
+      </w:r>
+      <w:proofErr w:type="spellEnd"/>
+      <w:r>
+        <w:t xml:space="preserve"> data and sourced elsewhere provide evidence of statistically significant predictive relationships to a school’s average ACT score, the percent of students receiving free or reduced lunch</w:t>
       </w:r>
       <w:r>
         <w:t xml:space="preserve"> proved to be the most meaningful. By omitting 11 of the 14 </w:t>
       </w:r>
       <w:r>
-        <w:t xml:space="preserve">predictors in a multivariate OLS model we retain 96% of the explanatory power. </w:t>
-      </w:r>
-      <w:r>
-        <w:t xml:space="preserve">The vast majority of the explanatory power in both models comes from </w:t>
+        <w:t xml:space="preserve">predictors </w:t>
+      </w:r>
+      <w:r>
+        <w:t>used in the robust multivariate</w:t>
+      </w:r>
+      <w:r>
+        <w:t xml:space="preserve"> OLS model we </w:t>
+      </w:r>
+      <w:r>
+        <w:t xml:space="preserve">still </w:t>
+      </w:r>
+      <w:r>
+        <w:t xml:space="preserve">retain 96% of the explanatory power. </w:t>
+      </w:r>
+      <w:r>
+        <w:t>The vast majority of the explanatory power in both</w:t>
+      </w:r>
+      <w:r>
+        <w:t xml:space="preserve"> these</w:t>
+      </w:r>
+      <w:r>
+        <w:t xml:space="preserve"> models comes from </w:t>
       </w:r>
       <w:r>
         <w:t xml:space="preserve">the </w:t>
@@ -1235,9 +2360,11 @@
       <w:r>
         <w:t>‘</w:t>
       </w:r>
+      <w:proofErr w:type="spellStart"/>
       <w:r>
         <w:t>percent_lunch</w:t>
       </w:r>
+      <w:proofErr w:type="spellEnd"/>
       <w:r>
         <w:t>’</w:t>
       </w:r>
@@ -1248,13 +2375,67 @@
         <w:t xml:space="preserve">In fact, </w:t>
       </w:r>
       <w:r>
-        <w:t>the R-Squared of a single variate model that only uses the free and reduced lunch variable to predict average ACT score is 0.616</w:t>
+        <w:t xml:space="preserve">the R-Squared of a single variate model that uses </w:t>
+      </w:r>
+      <w:r>
+        <w:t xml:space="preserve">only </w:t>
+      </w:r>
+      <w:r>
+        <w:t xml:space="preserve">the free and reduced lunch variable to predict average ACT score </w:t>
+      </w:r>
+      <w:r>
+        <w:t xml:space="preserve">has an R-Squared of </w:t>
+      </w:r>
+      <w:r>
+        <w:t>0.616</w:t>
+      </w:r>
+      <w:r>
+        <w:t>. The marginal benefit of adding each additional variable is nil, as we achieve an</w:t>
+      </w:r>
+      <w:r>
+        <w:t xml:space="preserve"> </w:t>
+      </w:r>
+      <w:r>
+        <w:t>R</w:t>
+      </w:r>
+      <w:r>
+        <w:t xml:space="preserve">-squared of </w:t>
+      </w:r>
+      <w:r>
+        <w:t>0.629</w:t>
+      </w:r>
+      <w:r>
+        <w:t xml:space="preserve"> adding two more variables</w:t>
+      </w:r>
+      <w:r>
+        <w:t xml:space="preserve"> </w:t>
+      </w:r>
+      <w:r>
+        <w:t xml:space="preserve">and </w:t>
+      </w:r>
+      <w:r>
+        <w:t>0.651</w:t>
+      </w:r>
+      <w:r>
+        <w:t xml:space="preserve"> </w:t>
+      </w:r>
+      <w:r>
+        <w:t>with a total of 14</w:t>
       </w:r>
       <w:r>
         <w:t>.</w:t>
       </w:r>
       <w:r>
-        <w:t xml:space="preserve"> Thus, using the reduced </w:t>
+        <w:t xml:space="preserve"> </w:t>
+      </w:r>
+      <w:r>
+        <w:t xml:space="preserve"> Thus, </w:t>
+      </w:r>
+      <w:r>
+        <w:t xml:space="preserve">we conclude that given the data available, a </w:t>
+      </w:r>
+      <w:r>
+        <w:t xml:space="preserve">reduced </w:t>
       </w:r>
       <w:r>
         <w:t xml:space="preserve">3 variable </w:t>
@@ -1266,7 +2447,6 @@
         <w:t xml:space="preserve">strikes the right balance of model simplicity, explainability, accuracy, and goodness of fit. </w:t>
       </w:r>
     </w:p>
-    <w:p/>
     <w:sectPr>
       <w:pgSz w:w="12240" w:h="15840"/>
       <w:pgMar w:top="1440" w:right="1440" w:bottom="1440" w:left="1440" w:header="720" w:footer="720" w:gutter="0"/>
@@ -2038,7 +3218,6 @@
   <w:style w:type="character" w:default="1" w:styleId="DefaultParagraphFont">
     <w:name w:val="Default Paragraph Font"/>
     <w:uiPriority w:val="1"/>
-    <w:semiHidden/>
     <w:unhideWhenUsed/>
   </w:style>
   <w:style w:type="table" w:default="1" w:styleId="TableNormal">
@@ -2405,6 +3584,25 @@
       <w:szCs w:val="20"/>
     </w:rPr>
   </w:style>
+  <w:style w:type="paragraph" w:styleId="Caption">
+    <w:name w:val="caption"/>
+    <w:basedOn w:val="Normal"/>
+    <w:next w:val="Normal"/>
+    <w:uiPriority w:val="35"/>
+    <w:unhideWhenUsed/>
+    <w:qFormat/>
+    <w:rsid w:val="00AE2E0F"/>
+    <w:pPr>
+      <w:spacing w:after="200" w:line="240" w:lineRule="auto"/>
+    </w:pPr>
+    <w:rPr>
+      <w:i/>
+      <w:iCs/>
+      <w:color w:val="44546A" w:themeColor="text2"/>
+      <w:sz w:val="18"/>
+      <w:szCs w:val="18"/>
+    </w:rPr>
+  </w:style>
 </w:styles>
 </file>
 
